--- a/themes/introduction/introduction draft.docx
+++ b/themes/introduction/introduction draft.docx
@@ -137,7 +137,7 @@
           <w:iCs/>
           <w:i/>
         </w:rPr>
-        <w:t xml:space="preserve">Черновик Checkpoint 1, 17.10.2026. Названия тем, разделов и приложений сверить, когда все темы и приложения будут утверждены.</w:t>
+        <w:t xml:space="preserve">Черновик после Checkpoint 3, 17.10.2026. Названия тем, разделов и приложений сверить, когда все темы и приложения будут утверждены.</w:t>
       </w:r>
     </w:p>
     <w:bookmarkEnd w:id="20"/>
@@ -171,7 +171,7 @@
         <w:pStyle w:val="BodyText"/>
       </w:pPr>
       <w:r>
-        <w:t xml:space="preserve">Если вы только планируете беременность, полезнее всего начать с тем о питании и витаминах (Тема 1), лекарствах, которые вы принимаете постоянно (Тема 7, раздел 7.5), привычках (Тема 8) и прививках (Тема 9): часть решений лучше принять до зачатия.</w:t>
+        <w:t xml:space="preserve">Если вы планируете беременность, о том, что лучше сделать заранее, сказано в Теме 1, разделе 1.2 (фолиевая кислота до зачатия), Теме 7, разделе 7.5 (лекарства, которые вы принимаете постоянно), и Теме 9, разделе 9.8 (прививки от кори, краснухи и ветряной оспы).</w:t>
       </w:r>
     </w:p>
     <w:bookmarkStart w:id="21" w:name="если-книгу-читает-близкий-человек"/>
@@ -572,7 +572,7 @@
         <w:t xml:space="preserve"> </w:t>
       </w:r>
       <w:r>
-        <w:t xml:space="preserve">Лекарства и добавки: как читать инструкцию, что делать при боли, простуде, аллергии, изжоге, что делать, если препарат уже принят.</w:t>
+        <w:t xml:space="preserve">Лекарства и добавки: как читать инструкцию, чем снижать боль и температуру, что помогает при простуде, аллергии, изжоге, как быть, если препарат уже принят.</w:t>
       </w:r>
     </w:p>
     <w:p>
@@ -872,7 +872,7 @@
         <w:pStyle w:val="BodyText"/>
       </w:pPr>
       <w:r>
-        <w:t xml:space="preserve">Например: вы упали на улице, ничего не болит. В Приложении 2 строка «Упала» ведёт в Раздел 0, пункт 0.13: после падения на живот нужен осмотр в роддоме сразу, даже без боли и крови. Подробнее о том, почему, — Тема 8, раздел 8.16.</w:t>
+        <w:t xml:space="preserve">Например: вы поскользнулись на улице и упали на живот, ничего не болит. В Приложении 2 строка «Упала» ведёт в Раздел 0, пункт 0.13: после падения на живот — в роддом сразу, даже если вы чувствуете себя хорошо. Почему — Тема 8, раздел 8.16.</w:t>
       </w:r>
     </w:p>
     <w:bookmarkEnd w:id="25"/>
@@ -1016,7 +1016,7 @@
         <w:pStyle w:val="FirstParagraph"/>
       </w:pPr>
       <w:r>
-        <w:t xml:space="preserve">Если не можете выбрать между двумя уровнями, выбирайте более высокий. Обращение, после которого оказалось, что всё в порядке, — нормальный исход.</w:t>
+        <w:t xml:space="preserve">Если не можете выбрать между двумя уровнями, выбирайте более высокий. Обращение, после которого оказалось, что всё в порядке, — нормальный исход: осматривают многих, чтобы не пропустить тех, кому помощь нужна.</w:t>
       </w:r>
     </w:p>
     <w:p>
@@ -1024,7 +1024,7 @@
         <w:pStyle w:val="BodyText"/>
       </w:pPr>
       <w:r>
-        <w:t xml:space="preserve">Отдельно — лекарства. Начать, отменить или заменить препарат без врача нельзя, даже если он продаётся без рецепта (Тема 7).</w:t>
+        <w:t xml:space="preserve">Отдельно — лекарства. Назначенный препарат сами не отменяют: сначала звонят врачу, который его назначил (Тема 7, раздел 7.5). Перед покупкой средства без рецепта называют фармацевту срок беременности и спрашивают, какое в нём действующее вещество (раздел 7.6). Чем снижать боль и температуру самой и когда звонить врачу — раздел 7.7.</w:t>
       </w:r>
     </w:p>
     <w:bookmarkEnd w:id="26"/>
@@ -1070,7 +1070,7 @@
         <w:t xml:space="preserve"> </w:t>
       </w:r>
       <w:r>
-        <w:t xml:space="preserve">Курсивом в списке источников отмечены ограничения: источник зарубежный, вывод сделан автором из нескольких документов, данные получены на небольшом числе беременных. Если источники расходятся между собой, книга называет расхождение и советует более осторожное действие.</w:t>
+        <w:t xml:space="preserve">Курсивом в списке источников отмечены ограничения — например, что сведения взяты из пересказа, а не из самого документа. Если исследования противоречат друг другу или данных мало, книга говорит об этом прямо, а не выбирает удобный ответ.</w:t>
       </w:r>
     </w:p>
     <w:p>
@@ -1106,7 +1106,7 @@
         <w:t xml:space="preserve"> </w:t>
       </w:r>
       <w:r>
-        <w:t xml:space="preserve">Порог — давление 140/90 или 160/100, «прокладка промокает меньше чем за час» — это граница, после которой меняется действие: позвонить, поехать, вызвать скорую. Порог не ставит диагноз: давление 141/91 не означает болезни, а 139/89 не означает, что всё в порядке, если вам плохо. Нормы анализов при беременности другие, и один результат редко оценивают отдельно от остальных (Ориентационный раздел, раздел 6).</w:t>
+        <w:t xml:space="preserve">Порог — давление 140/90 или 160/100, «прокладка промокает меньше чем за час» — это граница, после которой меняется действие: позвонить, поехать, вызвать скорую. Диагноза порог не ставит. Давление 141/91 — повод действовать, как сказано в Теме 11, а не вывод, что у вас болезнь. И наоборот, 139/89 не повод успокоиться, если вам плохо. Нормы анализов при беременности другие, и один результат редко оценивают отдельно от остальных (Ориентационный раздел, раздел 6).</w:t>
       </w:r>
     </w:p>
     <w:bookmarkEnd w:id="27"/>
@@ -1134,7 +1134,7 @@
         <w:t xml:space="preserve"> </w:t>
       </w:r>
       <w:r>
-        <w:t xml:space="preserve">Книга объясняет, что происходит и как действовать, но не видит вас, ваших анализов и истории болезни. Если её совет расходится с назначением вашего врача, обсудите это с ним.</w:t>
+        <w:t xml:space="preserve">Книга объясняет, что происходит и как действовать, но не видит вас, ваших анализов и истории болезни.</w:t>
       </w:r>
     </w:p>
     <w:p>
@@ -1170,7 +1170,7 @@
         <w:t xml:space="preserve"> </w:t>
       </w:r>
       <w:r>
-        <w:t xml:space="preserve">О лекарствах книга рассказывает, как их обсуждать с врачом и чего опасаться; выбирает препарат и дозу врач.</w:t>
+        <w:t xml:space="preserve">О лекарствах книга рассказывает, что можно принять самой и в каких пределах, а что — только по назначению. Лечение подбирает врач.</w:t>
       </w:r>
     </w:p>
     <w:p>

--- a/themes/introduction/introduction draft.docx
+++ b/themes/introduction/introduction draft.docx
@@ -41,7 +41,7 @@
         <w:pStyle w:val="Compact"/>
       </w:pPr>
       <w:r>
-        <w:t xml:space="preserve">Если книгу читает близкий человек</w:t>
+        <w:t xml:space="preserve">Что вы найдёте внутри</w:t>
       </w:r>
     </w:p>
     <w:p>
@@ -53,7 +53,7 @@
         <w:pStyle w:val="Compact"/>
       </w:pPr>
       <w:r>
-        <w:t xml:space="preserve">Что вы найдёте внутри</w:t>
+        <w:t xml:space="preserve">Как устроена книга</w:t>
       </w:r>
     </w:p>
     <w:p>
@@ -65,7 +65,7 @@
         <w:pStyle w:val="Compact"/>
       </w:pPr>
       <w:r>
-        <w:t xml:space="preserve">Как устроена книга</w:t>
+        <w:t xml:space="preserve">Как быстро найти ответ на конкретный вопрос</w:t>
       </w:r>
     </w:p>
     <w:p>
@@ -77,7 +77,7 @@
         <w:pStyle w:val="Compact"/>
       </w:pPr>
       <w:r>
-        <w:t xml:space="preserve">Как быстро найти ответ на конкретный вопрос</w:t>
+        <w:t xml:space="preserve">Что можно решать самой, а что требует врача</w:t>
       </w:r>
     </w:p>
     <w:p>
@@ -89,7 +89,7 @@
         <w:pStyle w:val="Compact"/>
       </w:pPr>
       <w:r>
-        <w:t xml:space="preserve">Что можно решать самой, а что требует врача</w:t>
+        <w:t xml:space="preserve">Как читать рекомендации, ограничения и цифры</w:t>
       </w:r>
     </w:p>
     <w:p>
@@ -101,7 +101,7 @@
         <w:pStyle w:val="Compact"/>
       </w:pPr>
       <w:r>
-        <w:t xml:space="preserve">Как читать рекомендации, ограничения и цифры</w:t>
+        <w:t xml:space="preserve">Чем эта книга не является</w:t>
       </w:r>
     </w:p>
     <w:p>
@@ -113,7 +113,7 @@
         <w:pStyle w:val="Compact"/>
       </w:pPr>
       <w:r>
-        <w:t xml:space="preserve">Чем эта книга не является</w:t>
+        <w:t xml:space="preserve">Если книгу читает близкий человек</w:t>
       </w:r>
     </w:p>
     <w:p>
@@ -137,11 +137,27 @@
           <w:iCs/>
           <w:i/>
         </w:rPr>
-        <w:t xml:space="preserve">Черновик после Checkpoint 3, 17.10.2026. Названия тем, разделов и приложений сверить, когда все темы и приложения будут утверждены.</w:t>
+        <w:t xml:space="preserve">Черновик после Checkpoint 3, вторая редакция, 17.10.2026: текст переписан как связное чтение; номера тем и разделов оставлены только там, где без них не найти нужное. Названия тем, разделов и приложений сверить, когда все темы и приложения будут утверждены.</w:t>
+      </w:r>
+    </w:p>
+    <w:p>
+      <w:pPr>
+        <w:pStyle w:val="BodyText"/>
+      </w:pPr>
+      <w:r>
+        <w:t xml:space="preserve">Тест показал две полоски, и вопросы появляются раньше, чем успевает улечься радость. Можно ли утренний кофе? А бокал шампанского две недели назад, когда вы ещё ничего не знали? Отдавать ли кошку? Правда ли, что «один ребёнок — минус один зуб»? В инструкции к таблетке написано «противопоказано при беременности», а врач её выписал — кому верить?</w:t>
+      </w:r>
+    </w:p>
+    <w:p>
+      <w:pPr>
+        <w:pStyle w:val="BodyText"/>
+      </w:pPr>
+      <w:r>
+        <w:t xml:space="preserve">Ответы приходят отовсюду сразу: от мамы, от подруги, с форума, из рекламы витаминов. Они противоречат друг другу, а на приёме у врача всё не спросишь. Эта книга отвечает на такие вопросы и объясняет, почему ответ именно такой.</w:t>
       </w:r>
     </w:p>
     <w:bookmarkEnd w:id="20"/>
-    <w:bookmarkStart w:id="22" w:name="для-кого-эта-книга"/>
+    <w:bookmarkStart w:id="21" w:name="для-кого-эта-книга"/>
     <w:p>
       <w:pPr>
         <w:pStyle w:val="Heading2"/>
@@ -155,32 +171,33 @@
         <w:pStyle w:val="FirstParagraph"/>
       </w:pPr>
       <w:r>
-        <w:t xml:space="preserve">Для беременных и для тех, кто беременность планирует. Она о том, как жить эти месяцы: что есть и пить, как спать и двигаться, как ухаживать за телом и зубами, что делать с лекарствами, привычками, инфекциями и тревогой, как следить за своим состоянием дома и когда пора к врачу.</w:t>
-      </w:r>
-    </w:p>
-    <w:p>
-      <w:pPr>
-        <w:pStyle w:val="BodyText"/>
-      </w:pPr>
-      <w:r>
-        <w:t xml:space="preserve">Книга написана для беременности без осложнений. Если у вас есть хроническая болезнь или беременность протекает с осложнениями, книга тоже пригодится, но часть общих правил к вам может не подходить: где это так, в тексте сказано, что решение принимает врач, который вас ведёт.</w:t>
-      </w:r>
-    </w:p>
-    <w:p>
-      <w:pPr>
-        <w:pStyle w:val="BodyText"/>
-      </w:pPr>
-      <w:r>
-        <w:t xml:space="preserve">Если вы планируете беременность, о том, что лучше сделать заранее, сказано в Теме 1, разделе 1.2 (фолиевая кислота до зачатия), Теме 7, разделе 7.5 (лекарства, которые вы принимаете постоянно), и Теме 9, разделе 9.8 (прививки от кори, краснухи и ветряной оспы).</w:t>
-      </w:r>
-    </w:p>
-    <w:bookmarkStart w:id="21" w:name="если-книгу-читает-близкий-человек"/>
-    <w:p>
-      <w:pPr>
-        <w:pStyle w:val="Heading3"/>
-      </w:pPr>
-      <w:r>
-        <w:t xml:space="preserve">Если книгу читает близкий человек</w:t>
+        <w:t xml:space="preserve">Для беременных и для тех, кто беременность только планирует. Если она пока в планах, книга пригодится раньше, чем кажется: часть решений — от фолиевой кислоты до прививки от краснухи — принимают до зачатия.</w:t>
+      </w:r>
+    </w:p>
+    <w:p>
+      <w:pPr>
+        <w:pStyle w:val="BodyText"/>
+      </w:pPr>
+      <w:r>
+        <w:t xml:space="preserve">Книга написана для беременности без осложнений. Если у вас хроническая болезнь или беременность идёт непросто, она тоже пригодится, но часть общих правил к вам может не подходить. Там, где это так, в тексте сказано, что решение за врачом, который вас ведёт.</w:t>
+      </w:r>
+    </w:p>
+    <w:p>
+      <w:pPr>
+        <w:pStyle w:val="BodyText"/>
+      </w:pPr>
+      <w:r>
+        <w:t xml:space="preserve">Если книгу взял в руки партнёр, мама или подруга, для них в конце Введения есть отдельная страница.</w:t>
+      </w:r>
+    </w:p>
+    <w:bookmarkEnd w:id="21"/>
+    <w:bookmarkStart w:id="22" w:name="что-вы-найдёте-внутри"/>
+    <w:p>
+      <w:pPr>
+        <w:pStyle w:val="Heading2"/>
+      </w:pPr>
+      <w:r>
+        <w:t xml:space="preserve">Что вы найдёте внутри</w:t>
       </w:r>
     </w:p>
     <w:p>
@@ -188,25 +205,188 @@
         <w:pStyle w:val="FirstParagraph"/>
       </w:pPr>
       <w:r>
-        <w:t xml:space="preserve">Партнёр, мама, подруга — тот, кто живёт рядом или помогает, — не обязан читать книгу целиком. Вот разделы, которые могут понадобиться именно вам.</w:t>
-      </w:r>
-    </w:p>
-    <w:p>
-      <w:pPr>
-        <w:pStyle w:val="BodyText"/>
-      </w:pPr>
+        <w:t xml:space="preserve">Книга идёт от повседневного к тревожному. Сначала то, из чего состоит обычный день: еда и питьё, сон, движение, близость, кожа и гигиена, зубы. Затем то, что приходит извне: лекарства и добавки, привычки, бытовая химия, поездки, инфекции и прививки. Затем то, что происходит внутри: тревога, перепады настроения, страх родов, депрессия. И в конце — как следить за собой дома: замечать, как двигается ребёнок, измерять давление, вести дневник симптомов и понимать, когда пора к врачу.</w:t>
+      </w:r>
+    </w:p>
+    <w:p>
+      <w:pPr>
+        <w:pStyle w:val="BodyText"/>
+      </w:pPr>
+      <w:r>
+        <w:t xml:space="preserve">Каждый ответ книга объясняет, а не просто выдаёт. Почему после 28 недель важна поза для сна. Почему кальций из зубов в ребёнка не уходит, а дёсны при этом кровоточат легче. Почему «без рецепта» не значит «можно». Когда понятно, как это устроено в теле, правило легче запомнить и легче понять, относится ли оно к вам.</w:t>
+      </w:r>
+    </w:p>
+    <w:bookmarkEnd w:id="22"/>
+    <w:bookmarkStart w:id="23" w:name="как-устроена-книга"/>
+    <w:p>
+      <w:pPr>
+        <w:pStyle w:val="Heading2"/>
+      </w:pPr>
+      <w:r>
+        <w:t xml:space="preserve">Как устроена книга</w:t>
+      </w:r>
+    </w:p>
+    <w:p>
+      <w:pPr>
+        <w:pStyle w:val="FirstParagraph"/>
+      </w:pPr>
+      <w:r>
+        <w:t xml:space="preserve">В самом начале —</w:t>
+      </w:r>
+      <w:r>
+        <w:t xml:space="preserve"> </w:t>
+      </w:r>
       <w:r>
         <w:rPr>
           <w:bCs/>
           <w:b/>
         </w:rPr>
-        <w:t xml:space="preserve">Если окажетесь рядом, когда ей плохо.</w:t>
+        <w:t xml:space="preserve">Раздел 0 «Быстрая помощь»</w:t>
+      </w:r>
+      <w:r>
+        <w:t xml:space="preserve">. Он стоит первым, чтобы его можно было открыть за секунды, когда страшно: кровь, сильная боль, судороги, ребёнок перестал двигаться. В нём только то, что нужно сделать сейчас.</w:t>
+      </w:r>
+    </w:p>
+    <w:p>
+      <w:pPr>
+        <w:pStyle w:val="BodyText"/>
+      </w:pPr>
+      <w:r>
+        <w:t xml:space="preserve">За ним —</w:t>
       </w:r>
       <w:r>
         <w:t xml:space="preserve"> </w:t>
       </w:r>
       <w:r>
-        <w:t xml:space="preserve">Раздел 0 «Быстрая помощь» — весь, хотя бы пролистать, чтобы знать, где он. Особенно:</w:t>
+        <w:rPr>
+          <w:bCs/>
+          <w:b/>
+        </w:rPr>
+        <w:t xml:space="preserve">Ориентационный раздел</w:t>
+      </w:r>
+      <w:r>
+        <w:t xml:space="preserve">: как устроено наблюдение беременности. К каким врачам и сколько раз ходить, чем скрининг отличается от диагноза, что значит загадочное «по показаниям» и какие вопросы взять с собой на приём.</w:t>
+      </w:r>
+    </w:p>
+    <w:p>
+      <w:pPr>
+        <w:pStyle w:val="BodyText"/>
+      </w:pPr>
+      <w:r>
+        <w:t xml:space="preserve">Затем</w:t>
+      </w:r>
+      <w:r>
+        <w:t xml:space="preserve"> </w:t>
+      </w:r>
+      <w:r>
+        <w:rPr>
+          <w:bCs/>
+          <w:b/>
+        </w:rPr>
+        <w:t xml:space="preserve">одиннадцать тем</w:t>
+      </w:r>
+      <w:r>
+        <w:t xml:space="preserve"> </w:t>
+      </w:r>
+      <w:r>
+        <w:t xml:space="preserve">— основная часть книги. Их можно читать подряд, а можно открывать по одной, когда возник вопрос: каждая тема отвечает на свои вопросы целиком и не заставляет искать недостающее в других главах. Заголовок раздела называет вопрос, на который раздел отвечает, — например, «Боль в спине и тазу: почему возникает и что делать».</w:t>
+      </w:r>
+    </w:p>
+    <w:p>
+      <w:pPr>
+        <w:pStyle w:val="BodyText"/>
+      </w:pPr>
+      <w:r>
+        <w:t xml:space="preserve">В конце —</w:t>
+      </w:r>
+      <w:r>
+        <w:t xml:space="preserve"> </w:t>
+      </w:r>
+      <w:r>
+        <w:rPr>
+          <w:bCs/>
+          <w:b/>
+        </w:rPr>
+        <w:t xml:space="preserve">приложения</w:t>
+      </w:r>
+      <w:r>
+        <w:t xml:space="preserve">: навигаторы по симптомам и жизненным ситуациям, памятки и чек-листы.</w:t>
+      </w:r>
+    </w:p>
+    <w:p>
+      <w:pPr>
+        <w:pStyle w:val="BodyText"/>
+      </w:pPr>
+      <w:r>
+        <w:t xml:space="preserve">Признаки, при которых нужна срочная помощь, в книге нарочно повторяются — в Разделе 0 и в каждой теме, где они могут понадобиться. Остальное подробно разобрано в одном месте, а в других — коротко и со ссылкой.</w:t>
+      </w:r>
+    </w:p>
+    <w:bookmarkEnd w:id="23"/>
+    <w:bookmarkStart w:id="24" w:name="X23dc473738cfcefd969d8e931aa055b345b6263"/>
+    <w:p>
+      <w:pPr>
+        <w:pStyle w:val="Heading2"/>
+      </w:pPr>
+      <w:r>
+        <w:t xml:space="preserve">Как быстро найти ответ на конкретный вопрос</w:t>
+      </w:r>
+    </w:p>
+    <w:p>
+      <w:pPr>
+        <w:pStyle w:val="FirstParagraph"/>
+      </w:pPr>
+      <w:r>
+        <w:t xml:space="preserve">Если страшно прямо сейчас, открывайте Раздел 0. На его первой странице таблица: что происходит → какой пункт читать.</w:t>
+      </w:r>
+    </w:p>
+    <w:p>
+      <w:pPr>
+        <w:pStyle w:val="BodyText"/>
+      </w:pPr>
+      <w:r>
+        <w:t xml:space="preserve">Если появился симптом и непонятно, насколько это серьёзно, поможет Приложение 1 — навигатор по симптомам. Он подскажет, в какой главе о симптоме написано и не нужно ли сначала заглянуть в Раздел 0.</w:t>
+      </w:r>
+    </w:p>
+    <w:p>
+      <w:pPr>
+        <w:pStyle w:val="BodyText"/>
+      </w:pPr>
+      <w:r>
+        <w:t xml:space="preserve">Если что-то случилось — приняли лекарство, упали, укусил клещ, кто-то дома заболел, предстоит перелёт или лечение зуба, — откройте Приложение 2, навигатор по жизненным ситуациям.</w:t>
+      </w:r>
+    </w:p>
+    <w:p>
+      <w:pPr>
+        <w:pStyle w:val="BodyText"/>
+      </w:pPr>
+      <w:r>
+        <w:t xml:space="preserve">Если вопрос о повседневной жизни — можно ли кофе, баню, спортзал, краску для волос, — ищите по оглавлению: названия разделов составлены так, чтобы свой вопрос узнавался в них.</w:t>
+      </w:r>
+    </w:p>
+    <w:bookmarkEnd w:id="24"/>
+    <w:bookmarkStart w:id="25" w:name="X26a7f205e45d363e9fc7fa7a6db5d67b22bd677"/>
+    <w:p>
+      <w:pPr>
+        <w:pStyle w:val="Heading2"/>
+      </w:pPr>
+      <w:r>
+        <w:t xml:space="preserve">Что можно решать самой, а что требует врача</w:t>
+      </w:r>
+    </w:p>
+    <w:p>
+      <w:pPr>
+        <w:pStyle w:val="FirstParagraph"/>
+      </w:pPr>
+      <w:r>
+        <w:t xml:space="preserve">Повседневные решения — что есть, как спать, сколько двигаться, чем мыть кожу, как ухаживать за зубами — вы принимаете сами, и книга даёт для них всё необходимое. Там, где правило зависит от вашего здоровья, это сказано прямо.</w:t>
+      </w:r>
+    </w:p>
+    <w:p>
+      <w:pPr>
+        <w:pStyle w:val="BodyText"/>
+      </w:pPr>
+      <w:r>
+        <w:t xml:space="preserve">С новым и непривычным в самочувствии сложнее: здесь важно понять, насколько это срочно. В книге пять уровней срочности:</w:t>
       </w:r>
     </w:p>
     <w:p>
@@ -218,7 +398,17 @@
         <w:pStyle w:val="Compact"/>
       </w:pPr>
       <w:r>
-        <w:t xml:space="preserve">0.1 — когда вызывать скорую, а когда везти в роддом;</w:t>
+        <w:rPr>
+          <w:bCs/>
+          <w:b/>
+        </w:rPr>
+        <w:t xml:space="preserve">Продолжить наблюдение</w:t>
+      </w:r>
+      <w:r>
+        <w:t xml:space="preserve"> </w:t>
+      </w:r>
+      <w:r>
+        <w:t xml:space="preserve">— изменение ожидаемое и не мешает жить.</w:t>
       </w:r>
     </w:p>
     <w:p>
@@ -230,7 +420,17 @@
         <w:pStyle w:val="Compact"/>
       </w:pPr>
       <w:r>
-        <w:t xml:space="preserve">0.10 — обморок и судороги: здесь помощь оказывает тот, кто рядом;</w:t>
+        <w:rPr>
+          <w:bCs/>
+          <w:b/>
+        </w:rPr>
+        <w:t xml:space="preserve">Обсудить на плановом приёме</w:t>
+      </w:r>
+      <w:r>
+        <w:t xml:space="preserve"> </w:t>
+      </w:r>
+      <w:r>
+        <w:t xml:space="preserve">— изменение стойкое, но не нарастает.</w:t>
       </w:r>
     </w:p>
     <w:p>
@@ -242,7 +442,17 @@
         <w:pStyle w:val="Compact"/>
       </w:pPr>
       <w:r>
-        <w:t xml:space="preserve">0.17 — острый психический кризис: почему нельзя оставлять одну;</w:t>
+        <w:rPr>
+          <w:bCs/>
+          <w:b/>
+        </w:rPr>
+        <w:t xml:space="preserve">Связаться с врачом раньше</w:t>
+      </w:r>
+      <w:r>
+        <w:t xml:space="preserve"> </w:t>
+      </w:r>
+      <w:r>
+        <w:t xml:space="preserve">— в тот же или на следующий день.</w:t>
       </w:r>
     </w:p>
     <w:p>
@@ -254,7 +464,17 @@
         <w:pStyle w:val="Compact"/>
       </w:pPr>
       <w:r>
-        <w:t xml:space="preserve">0.20 — что сказать диспетчеру и в приёмном отделении;</w:t>
+        <w:rPr>
+          <w:bCs/>
+          <w:b/>
+        </w:rPr>
+        <w:t xml:space="preserve">Обратиться срочно</w:t>
+      </w:r>
+      <w:r>
+        <w:t xml:space="preserve"> </w:t>
+      </w:r>
+      <w:r>
+        <w:t xml:space="preserve">— в приёмное отделение роддома сразу, не дожидаясь утра.</w:t>
       </w:r>
     </w:p>
     <w:p>
@@ -266,43 +486,61 @@
         <w:pStyle w:val="Compact"/>
       </w:pPr>
       <w:r>
-        <w:t xml:space="preserve">0.21 — что делать и чего не делать, пока ждёте помощи.</w:t>
-      </w:r>
-    </w:p>
-    <w:p>
-      <w:pPr>
-        <w:pStyle w:val="FirstParagraph"/>
-      </w:pPr>
-      <w:r>
         <w:rPr>
           <w:bCs/>
           <w:b/>
         </w:rPr>
-        <w:t xml:space="preserve">Если вы её партнёр.</w:t>
+        <w:t xml:space="preserve">Вызвать скорую</w:t>
       </w:r>
       <w:r>
         <w:t xml:space="preserve"> </w:t>
       </w:r>
       <w:r>
-        <w:t xml:space="preserve">Тема 4 «Интимное здоровье и сексуальная жизнь»: можно ли близость при беременности (4.1), почему меняется желание (4.2), какие есть формы близости кроме проникновения (4.5), зачем презерватив (4.6), что значит «половой покой» (4.7), какие симптомы после близости требуют действий (4.8). Тема 9, раздел 9.5 — почему на половые инфекции обследуют обоих.</w:t>
-      </w:r>
-    </w:p>
-    <w:p>
-      <w:pPr>
-        <w:pStyle w:val="BodyText"/>
+        <w:t xml:space="preserve">— немедленно, по номеру 103 или 112.</w:t>
+      </w:r>
+    </w:p>
+    <w:p>
+      <w:pPr>
+        <w:pStyle w:val="FirstParagraph"/>
+      </w:pPr>
+      <w:r>
+        <w:t xml:space="preserve">Если не можете выбрать между двумя уровнями, выбирайте более высокий. Обращение, после которого оказалось, что всё в порядке, — нормальный исход: осматривают многих, чтобы не пропустить тех, кому помощь нужна. Какой симптом к какому уровню относится, подробно разобрано в последней теме книги — о наблюдении дома.</w:t>
+      </w:r>
+    </w:p>
+    <w:p>
+      <w:pPr>
+        <w:pStyle w:val="BodyText"/>
+      </w:pPr>
+      <w:r>
+        <w:t xml:space="preserve">С лекарствами правило своё. Назначенный препарат сами не отменяют, даже если в инструкции нашлось пугающее слово: сначала звонят врачу, который его назначил. Перед покупкой средства без рецепта называют фармацевту срок беременности. Что можно принять самой при боли и температуре и в каких пределах, сказано в главе о лекарствах.</w:t>
+      </w:r>
+    </w:p>
+    <w:bookmarkEnd w:id="25"/>
+    <w:bookmarkStart w:id="26" w:name="X48ae0a7bbebc85f77c702d4b5907da43264deda"/>
+    <w:p>
+      <w:pPr>
+        <w:pStyle w:val="Heading2"/>
+      </w:pPr>
+      <w:r>
+        <w:t xml:space="preserve">Как читать рекомендации, ограничения и цифры</w:t>
+      </w:r>
+    </w:p>
+    <w:p>
+      <w:pPr>
+        <w:pStyle w:val="FirstParagraph"/>
       </w:pPr>
       <w:r>
         <w:rPr>
           <w:bCs/>
           <w:b/>
         </w:rPr>
-        <w:t xml:space="preserve">Если в доме кто-то курит.</w:t>
+        <w:t xml:space="preserve">Откуда сведения.</w:t>
       </w:r>
       <w:r>
         <w:t xml:space="preserve"> </w:t>
       </w:r>
       <w:r>
-        <w:t xml:space="preserve">Тема 8, разделы 8.2–8.4 — что пассивное курение, вейп и кальян делают с беременной и ребёнком и как защитить её дома и в машине; 8.6 — куда обратиться, если бросить не получается.</w:t>
+        <w:t xml:space="preserve">Каждое медицинское утверждение в книге опирается на источник. Прежде всего — на российские клинические рекомендации и приказы Минздрава: по ним вас ведут в женской консультации и роддоме, поэтому книга и врач говорят на одном языке. Если российский документ о чём-то молчит, книга берёт рекомендации Всемирной организации здравоохранения или зарубежных профессиональных обществ и говорит в тексте, чья это рекомендация. Список источников — в конце каждой темы; рядом с каждым указано, какое утверждение на нём стоит.</w:t>
       </w:r>
     </w:p>
     <w:p>
@@ -314,13 +552,13 @@
           <w:bCs/>
           <w:b/>
         </w:rPr>
-        <w:t xml:space="preserve">Если вы готовите, убираете, делаете ремонт или водите машину.</w:t>
+        <w:t xml:space="preserve">Когда данных мало.</w:t>
       </w:r>
       <w:r>
         <w:t xml:space="preserve"> </w:t>
       </w:r>
       <w:r>
-        <w:t xml:space="preserve">Тема 1, раздел 1.5 — какие продукты опасны и как их готовить; Тема 9, раздел 9.4 — кто убирает кошачий лоток; Тема 8: бытовая химия и ремонт (8.7), угарный газ (8.8), как пристёгивать беременную (8.13), что делать после падения (8.16).</w:t>
+        <w:t xml:space="preserve">Беременных почти не включают в исследования лекарств, поэтому о многих препаратах, добавках и процедурах известно немного. «Данных о безопасности нет» не значит ни «безопасно», ни «опасно» — это повод обсудить вопрос с врачом. Отсюда и загадка с инструкцией: «противопоказано при беременности» написано у очень многих препаратов, в том числе у тех, что врачи постоянно назначают беременным. Врач, который выписал препарат, это ограничение видел и учёл, поэтому слово во вкладыше — повод задать ему вопрос, а не бросить лечение. Если исследования противоречат друг другу, книга так и говорит, а не выбирает удобный ответ.</w:t>
       </w:r>
     </w:p>
     <w:p>
@@ -332,13 +570,81 @@
           <w:bCs/>
           <w:b/>
         </w:rPr>
-        <w:t xml:space="preserve">Если в семье маленькие дети или кто-то заболел.</w:t>
+        <w:t xml:space="preserve">Цифры.</w:t>
       </w:r>
       <w:r>
         <w:t xml:space="preserve"> </w:t>
       </w:r>
       <w:r>
-        <w:t xml:space="preserve">Тема 9, разделы 9.2, 9.9 и 9.10 — что считать контактом, о чём сообщить врачу и что делать при сыпи у ребёнка.</w:t>
+        <w:t xml:space="preserve">Давление 140/90, «прокладка промокает меньше чем за час» — это границы, после которых меняется действие: позвонить, поехать, вызвать скорую. Диагноза граница не ставит. Давление 141/91 — повод действовать, а не вывод, что вы больны; 139/89 при плохом самочувствии — не повод успокоиться. И один анализ редко что-то решает сам по себе: нормы при беременности другие, а результат читают вместе с осмотром и прошлыми анализами.</w:t>
+      </w:r>
+    </w:p>
+    <w:bookmarkEnd w:id="26"/>
+    <w:bookmarkStart w:id="27" w:name="чем-эта-книга-не-является"/>
+    <w:p>
+      <w:pPr>
+        <w:pStyle w:val="Heading2"/>
+      </w:pPr>
+      <w:r>
+        <w:t xml:space="preserve">Чем эта книга не является</w:t>
+      </w:r>
+    </w:p>
+    <w:p>
+      <w:pPr>
+        <w:pStyle w:val="FirstParagraph"/>
+      </w:pPr>
+      <w:r>
+        <w:t xml:space="preserve">Она не заменяет врача: объясняет, что происходит и как действовать, но не видит вас, ваших анализов и истории болезни.</w:t>
+      </w:r>
+    </w:p>
+    <w:p>
+      <w:pPr>
+        <w:pStyle w:val="BodyText"/>
+      </w:pPr>
+      <w:r>
+        <w:t xml:space="preserve">Она не ставит диагноз. Признаки описаны, чтобы вы поняли, насколько срочно обращаться, а не чтобы определили болезнь сами.</w:t>
+      </w:r>
+    </w:p>
+    <w:p>
+      <w:pPr>
+        <w:pStyle w:val="BodyText"/>
+      </w:pPr>
+      <w:r>
+        <w:t xml:space="preserve">Она не назначает лечение. О лекарствах книга рассказывает, что можно принять самой и в каких пределах, а что — только по назначению.</w:t>
+      </w:r>
+    </w:p>
+    <w:p>
+      <w:pPr>
+        <w:pStyle w:val="BodyText"/>
+      </w:pPr>
+      <w:r>
+        <w:t xml:space="preserve">Она не о лечении осложнений беременности — только о том, как их распознать и куда обратиться.</w:t>
+      </w:r>
+    </w:p>
+    <w:p>
+      <w:pPr>
+        <w:pStyle w:val="BodyText"/>
+      </w:pPr>
+      <w:r>
+        <w:t xml:space="preserve">И она не о родах и не об уходе за новорождённым. О времени после родов — лишь там, где оно продолжает беременность: например, о послеродовой депрессии и о лекарствах при кормлении грудью.</w:t>
+      </w:r>
+    </w:p>
+    <w:bookmarkEnd w:id="27"/>
+    <w:bookmarkStart w:id="28" w:name="если-книгу-читает-близкий-человек"/>
+    <w:p>
+      <w:pPr>
+        <w:pStyle w:val="Heading2"/>
+      </w:pPr>
+      <w:r>
+        <w:t xml:space="preserve">Если книгу читает близкий человек</w:t>
+      </w:r>
+    </w:p>
+    <w:p>
+      <w:pPr>
+        <w:pStyle w:val="FirstParagraph"/>
+      </w:pPr>
+      <w:r>
+        <w:t xml:space="preserve">Читать её целиком вам не обязательно. Ниже — что может понадобиться, в зависимости от того, чем вы помогаете.</w:t>
       </w:r>
     </w:p>
     <w:p>
@@ -350,13 +656,13 @@
           <w:bCs/>
           <w:b/>
         </w:rPr>
-        <w:t xml:space="preserve">Если вы советуете лекарства и травы.</w:t>
+        <w:t xml:space="preserve">Если окажетесь рядом, когда ей плохо,</w:t>
       </w:r>
       <w:r>
         <w:t xml:space="preserve"> </w:t>
       </w:r>
       <w:r>
-        <w:t xml:space="preserve">Тема 7, разделы 7.6 и 7.12 — почему «без рецепта» и «натуральное» не значит безопасно при беременности.</w:t>
+        <w:t xml:space="preserve">пролистайте Раздел 0 заранее, чтобы знать, где он. Особенно пункты о том, когда вызывать скорую, а когда везти в роддом (0.1); что делать при обмороке и судорогах — здесь помогает тот, кто рядом (0.10); почему при остром психическом кризисе нельзя оставлять одну (0.17); что сказать диспетчеру (0.20) и что делать, пока ждёте помощи (0.21).</w:t>
       </w:r>
     </w:p>
     <w:p>
@@ -368,13 +674,13 @@
           <w:bCs/>
           <w:b/>
         </w:rPr>
-        <w:t xml:space="preserve">Если замечаете перемены в её настроении.</w:t>
+        <w:t xml:space="preserve">Если вы её партнёр</w:t>
       </w:r>
       <w:r>
         <w:t xml:space="preserve"> </w:t>
       </w:r>
       <w:r>
-        <w:t xml:space="preserve">Тема 10: обычные переживания и признаки, при которых нужна помощь (10.3), депрессия (10.5), что действительно помогает (10.10), острый кризис (10.14).</w:t>
+        <w:t xml:space="preserve">— глава об интимной жизни (Тема 4): можно ли близость при беременности, почему меняется желание, зачем презерватив, что значит «половой покой» и какие симптомы после близости требуют действий. И раздел о том, почему на половые инфекции обследуют обоих (Тема 9, 9.5).</w:t>
       </w:r>
     </w:p>
     <w:p>
@@ -386,13 +692,103 @@
           <w:bCs/>
           <w:b/>
         </w:rPr>
-        <w:t xml:space="preserve">Если помогаете следить за её состоянием дома.</w:t>
+        <w:t xml:space="preserve">Если в доме кто-то курит</w:t>
       </w:r>
       <w:r>
         <w:t xml:space="preserve"> </w:t>
       </w:r>
       <w:r>
-        <w:t xml:space="preserve">Тема 11: как измерять давление (11.3), когда наблюдение дома заканчивается (11.7), как описать симптом врачу или диспетчеру (11.8).</w:t>
+        <w:t xml:space="preserve">— что пассивное курение, вейп и кальян делают с беременной и ребёнком и куда обратиться, если бросить не получается (Тема 8, 8.2–8.4 и 8.6).</w:t>
+      </w:r>
+    </w:p>
+    <w:p>
+      <w:pPr>
+        <w:pStyle w:val="BodyText"/>
+      </w:pPr>
+      <w:r>
+        <w:rPr>
+          <w:bCs/>
+          <w:b/>
+        </w:rPr>
+        <w:t xml:space="preserve">Если вы готовите, убираете, делаете ремонт или водите машину</w:t>
+      </w:r>
+      <w:r>
+        <w:t xml:space="preserve"> </w:t>
+      </w:r>
+      <w:r>
+        <w:t xml:space="preserve">— какие продукты опасны и как их готовить (Тема 1, 1.5), почему беременную освобождают от кошачьего лотка (Тема 9, 9.4), бытовая химия и ремонт, угарный газ, как пристегнуть беременную в машине и что делать после падения (Тема 8, 8.7, 8.8, 8.13, 8.16).</w:t>
+      </w:r>
+    </w:p>
+    <w:p>
+      <w:pPr>
+        <w:pStyle w:val="BodyText"/>
+      </w:pPr>
+      <w:r>
+        <w:rPr>
+          <w:bCs/>
+          <w:b/>
+        </w:rPr>
+        <w:t xml:space="preserve">Если в семье маленькие дети или кто-то заболел</w:t>
+      </w:r>
+      <w:r>
+        <w:t xml:space="preserve"> </w:t>
+      </w:r>
+      <w:r>
+        <w:t xml:space="preserve">— что считать контактом, о чём сообщить врачу, что делать при сыпи у ребёнка (Тема 9, 9.2, 9.9, 9.10).</w:t>
+      </w:r>
+    </w:p>
+    <w:p>
+      <w:pPr>
+        <w:pStyle w:val="BodyText"/>
+      </w:pPr>
+      <w:r>
+        <w:rPr>
+          <w:bCs/>
+          <w:b/>
+        </w:rPr>
+        <w:t xml:space="preserve">Если вы советуете лекарства и травы</w:t>
+      </w:r>
+      <w:r>
+        <w:t xml:space="preserve"> </w:t>
+      </w:r>
+      <w:r>
+        <w:t xml:space="preserve">— почему «без рецепта» и «натуральное» при беременности не значит безопасно (Тема 7, 7.6 и 7.12).</w:t>
+      </w:r>
+    </w:p>
+    <w:p>
+      <w:pPr>
+        <w:pStyle w:val="BodyText"/>
+      </w:pPr>
+      <w:r>
+        <w:rPr>
+          <w:bCs/>
+          <w:b/>
+        </w:rPr>
+        <w:t xml:space="preserve">Если замечаете перемены в её настроении</w:t>
+      </w:r>
+      <w:r>
+        <w:t xml:space="preserve"> </w:t>
+      </w:r>
+      <w:r>
+        <w:t xml:space="preserve">— чем обычные переживания отличаются от признаков, при которых нужна помощь, что действительно помогает и что делать при остром кризисе (Тема 10, 10.3, 10.5, 10.10, 10.14).</w:t>
+      </w:r>
+    </w:p>
+    <w:p>
+      <w:pPr>
+        <w:pStyle w:val="BodyText"/>
+      </w:pPr>
+      <w:r>
+        <w:rPr>
+          <w:bCs/>
+          <w:b/>
+        </w:rPr>
+        <w:t xml:space="preserve">Если помогаете следить за её состоянием дома</w:t>
+      </w:r>
+      <w:r>
+        <w:t xml:space="preserve"> </w:t>
+      </w:r>
+      <w:r>
+        <w:t xml:space="preserve">— как измерять давление, когда наблюдение дома заканчивается и как описать симптом врачу или диспетчеру (Тема 11, 11.3, 11.7, 11.8).</w:t>
       </w:r>
     </w:p>
     <w:p>
@@ -407,18 +803,17 @@
         <w:t xml:space="preserve">Если вам кажется, что ей небезопасно дома</w:t>
       </w:r>
       <w:r>
-        <w:t xml:space="preserve">, — неважно, с кем это связано, — Тема 10, раздел 10.13: признаки, куда обратиться и почему нельзя давить.</w:t>
-      </w:r>
-    </w:p>
-    <w:bookmarkEnd w:id="21"/>
-    <w:bookmarkEnd w:id="22"/>
-    <w:bookmarkStart w:id="23" w:name="что-вы-найдёте-внутри"/>
+        <w:t xml:space="preserve">, — неважно, с кем это связано, — признаки, куда обратиться и почему нельзя давить (Тема 10, 10.13).</w:t>
+      </w:r>
+    </w:p>
+    <w:bookmarkEnd w:id="28"/>
+    <w:bookmarkStart w:id="29" w:name="клинические-и-научные-источники"/>
     <w:p>
       <w:pPr>
         <w:pStyle w:val="Heading2"/>
       </w:pPr>
       <w:r>
-        <w:t xml:space="preserve">Что вы найдёте внутри</w:t>
+        <w:t xml:space="preserve">Клинические и научные источники</w:t>
       </w:r>
     </w:p>
     <w:p>
@@ -430,17 +825,7 @@
         <w:pStyle w:val="Compact"/>
       </w:pPr>
       <w:r>
-        <w:rPr>
-          <w:bCs/>
-          <w:b/>
-        </w:rPr>
-        <w:t xml:space="preserve">Тема 1.</w:t>
-      </w:r>
-      <w:r>
-        <w:t xml:space="preserve"> </w:t>
-      </w:r>
-      <w:r>
-        <w:t xml:space="preserve">Питание и питьё: прибавка веса, витамины, особые рационы, тошнота и изжога, пищевая безопасность, кофеин.</w:t>
+        <w:t xml:space="preserve">Минздрав России. Приказ от 20.06.2013 № 388н «Об утверждении Порядка оказания скорой, в том числе скорой специализированной, медицинской помощи» (ред. 05.05.2016), п. 9 — вызов скорой по номерам 103 и 112 («Что можно решать самой, а что требует врача»).</w:t>
       </w:r>
     </w:p>
     <w:p>
@@ -448,794 +833,6 @@
         <w:numPr>
           <w:ilvl w:val="0"/>
           <w:numId w:val="1003"/>
-        </w:numPr>
-        <w:pStyle w:val="Compact"/>
-      </w:pPr>
-      <w:r>
-        <w:rPr>
-          <w:bCs/>
-          <w:b/>
-        </w:rPr>
-        <w:t xml:space="preserve">Тема 2.</w:t>
-      </w:r>
-      <w:r>
-        <w:t xml:space="preserve"> </w:t>
-      </w:r>
-      <w:r>
-        <w:t xml:space="preserve">Сон: почему он меняется, что мешает, в какой позе спать после 28 недель.</w:t>
-      </w:r>
-    </w:p>
-    <w:p>
-      <w:pPr>
-        <w:numPr>
-          <w:ilvl w:val="0"/>
-          <w:numId w:val="1003"/>
-        </w:numPr>
-        <w:pStyle w:val="Compact"/>
-      </w:pPr>
-      <w:r>
-        <w:rPr>
-          <w:bCs/>
-          <w:b/>
-        </w:rPr>
-        <w:t xml:space="preserve">Тема 3.</w:t>
-      </w:r>
-      <w:r>
-        <w:t xml:space="preserve"> </w:t>
-      </w:r>
-      <w:r>
-        <w:t xml:space="preserve">Движение: кому и сколько можно, какие нагрузки подходят, боль в спине, тазовое дно, когда прекратить занятие.</w:t>
-      </w:r>
-    </w:p>
-    <w:p>
-      <w:pPr>
-        <w:numPr>
-          <w:ilvl w:val="0"/>
-          <w:numId w:val="1003"/>
-        </w:numPr>
-        <w:pStyle w:val="Compact"/>
-      </w:pPr>
-      <w:r>
-        <w:rPr>
-          <w:bCs/>
-          <w:b/>
-        </w:rPr>
-        <w:t xml:space="preserve">Тема 4.</w:t>
-      </w:r>
-      <w:r>
-        <w:t xml:space="preserve"> </w:t>
-      </w:r>
-      <w:r>
-        <w:t xml:space="preserve">Интимная жизнь: безопасность, желание, боль, защита от инфекций, половой покой.</w:t>
-      </w:r>
-    </w:p>
-    <w:p>
-      <w:pPr>
-        <w:numPr>
-          <w:ilvl w:val="0"/>
-          <w:numId w:val="1003"/>
-        </w:numPr>
-        <w:pStyle w:val="Compact"/>
-      </w:pPr>
-      <w:r>
-        <w:rPr>
-          <w:bCs/>
-          <w:b/>
-        </w:rPr>
-        <w:t xml:space="preserve">Тема 5.</w:t>
-      </w:r>
-      <w:r>
-        <w:t xml:space="preserve"> </w:t>
-      </w:r>
-      <w:r>
-        <w:t xml:space="preserve">Кожа и гигиена: зуд, растяжки, косметика, грудь, интимная зона и выделения.</w:t>
-      </w:r>
-    </w:p>
-    <w:p>
-      <w:pPr>
-        <w:numPr>
-          <w:ilvl w:val="0"/>
-          <w:numId w:val="1003"/>
-        </w:numPr>
-        <w:pStyle w:val="Compact"/>
-      </w:pPr>
-      <w:r>
-        <w:rPr>
-          <w:bCs/>
-          <w:b/>
-        </w:rPr>
-        <w:t xml:space="preserve">Тема 6.</w:t>
-      </w:r>
-      <w:r>
-        <w:t xml:space="preserve"> </w:t>
-      </w:r>
-      <w:r>
-        <w:t xml:space="preserve">Зубы и дёсны: уход, лечение, анестезия и рентген при беременности.</w:t>
-      </w:r>
-    </w:p>
-    <w:p>
-      <w:pPr>
-        <w:numPr>
-          <w:ilvl w:val="0"/>
-          <w:numId w:val="1003"/>
-        </w:numPr>
-        <w:pStyle w:val="Compact"/>
-      </w:pPr>
-      <w:r>
-        <w:rPr>
-          <w:bCs/>
-          <w:b/>
-        </w:rPr>
-        <w:t xml:space="preserve">Тема 7.</w:t>
-      </w:r>
-      <w:r>
-        <w:t xml:space="preserve"> </w:t>
-      </w:r>
-      <w:r>
-        <w:t xml:space="preserve">Лекарства и добавки: как читать инструкцию, чем снижать боль и температуру, что помогает при простуде, аллергии, изжоге, как быть, если препарат уже принят.</w:t>
-      </w:r>
-    </w:p>
-    <w:p>
-      <w:pPr>
-        <w:numPr>
-          <w:ilvl w:val="0"/>
-          <w:numId w:val="1003"/>
-        </w:numPr>
-        <w:pStyle w:val="Compact"/>
-      </w:pPr>
-      <w:r>
-        <w:rPr>
-          <w:bCs/>
-          <w:b/>
-        </w:rPr>
-        <w:t xml:space="preserve">Тема 8.</w:t>
-      </w:r>
-      <w:r>
-        <w:t xml:space="preserve"> </w:t>
-      </w:r>
-      <w:r>
-        <w:t xml:space="preserve">Привычки и воздействия: алкоголь, курение, бытовая химия, жара, работа, поездки, падения.</w:t>
-      </w:r>
-    </w:p>
-    <w:p>
-      <w:pPr>
-        <w:numPr>
-          <w:ilvl w:val="0"/>
-          <w:numId w:val="1003"/>
-        </w:numPr>
-        <w:pStyle w:val="Compact"/>
-      </w:pPr>
-      <w:r>
-        <w:rPr>
-          <w:bCs/>
-          <w:b/>
-        </w:rPr>
-        <w:t xml:space="preserve">Тема 9.</w:t>
-      </w:r>
-      <w:r>
-        <w:t xml:space="preserve"> </w:t>
-      </w:r>
-      <w:r>
-        <w:t xml:space="preserve">Инфекции и прививки: откуда берутся опасные инфекции, какие прививки делают, что делать после контакта с больным, как понимать анализы.</w:t>
-      </w:r>
-    </w:p>
-    <w:p>
-      <w:pPr>
-        <w:numPr>
-          <w:ilvl w:val="0"/>
-          <w:numId w:val="1003"/>
-        </w:numPr>
-        <w:pStyle w:val="Compact"/>
-      </w:pPr>
-      <w:r>
-        <w:rPr>
-          <w:bCs/>
-          <w:b/>
-        </w:rPr>
-        <w:t xml:space="preserve">Тема 10.</w:t>
-      </w:r>
-      <w:r>
-        <w:t xml:space="preserve"> </w:t>
-      </w:r>
-      <w:r>
-        <w:t xml:space="preserve">Эмоциональное состояние: тревога, депрессия, страх родов, к кому идти, небезопасные отношения, кризис.</w:t>
-      </w:r>
-    </w:p>
-    <w:p>
-      <w:pPr>
-        <w:numPr>
-          <w:ilvl w:val="0"/>
-          <w:numId w:val="1003"/>
-        </w:numPr>
-        <w:pStyle w:val="Compact"/>
-      </w:pPr>
-      <w:r>
-        <w:rPr>
-          <w:bCs/>
-          <w:b/>
-        </w:rPr>
-        <w:t xml:space="preserve">Тема 11.</w:t>
-      </w:r>
-      <w:r>
-        <w:t xml:space="preserve"> </w:t>
-      </w:r>
-      <w:r>
-        <w:t xml:space="preserve">Наблюдение дома: шевеления ребёнка, давление, дневник симптомов, когда звонить врачу и как быстро.</w:t>
-      </w:r>
-    </w:p>
-    <w:bookmarkEnd w:id="23"/>
-    <w:bookmarkStart w:id="24" w:name="как-устроена-книга"/>
-    <w:p>
-      <w:pPr>
-        <w:pStyle w:val="Heading2"/>
-      </w:pPr>
-      <w:r>
-        <w:t xml:space="preserve">Как устроена книга</w:t>
-      </w:r>
-    </w:p>
-    <w:p>
-      <w:pPr>
-        <w:pStyle w:val="FirstParagraph"/>
-      </w:pPr>
-      <w:r>
-        <w:t xml:space="preserve">Книга состоит из четырёх частей.</w:t>
-      </w:r>
-    </w:p>
-    <w:p>
-      <w:pPr>
-        <w:numPr>
-          <w:ilvl w:val="0"/>
-          <w:numId w:val="1004"/>
-        </w:numPr>
-        <w:pStyle w:val="Compact"/>
-      </w:pPr>
-      <w:r>
-        <w:rPr>
-          <w:bCs/>
-          <w:b/>
-        </w:rPr>
-        <w:t xml:space="preserve">Раздел 0 «Быстрая помощь: когда нельзя ждать»</w:t>
-      </w:r>
-      <w:r>
-        <w:t xml:space="preserve"> </w:t>
-      </w:r>
-      <w:r>
-        <w:t xml:space="preserve">— в самом начале, чтобы найти его за секунды. В нём ситуации, при которых нужна скорая или роддом сразу, и что делать до приезда помощи.</w:t>
-      </w:r>
-    </w:p>
-    <w:p>
-      <w:pPr>
-        <w:numPr>
-          <w:ilvl w:val="0"/>
-          <w:numId w:val="1004"/>
-        </w:numPr>
-        <w:pStyle w:val="Compact"/>
-      </w:pPr>
-      <w:r>
-        <w:rPr>
-          <w:bCs/>
-          <w:b/>
-        </w:rPr>
-        <w:t xml:space="preserve">Ориентационный раздел</w:t>
-      </w:r>
-      <w:r>
-        <w:t xml:space="preserve"> </w:t>
-      </w:r>
-      <w:r>
-        <w:t xml:space="preserve">— как устроено медицинское наблюдение беременности: к каким врачам и сколько раз ходить, чем скрининг отличается от диагностики, что значит «по показаниям», какие вопросы взять на приём.</w:t>
-      </w:r>
-    </w:p>
-    <w:p>
-      <w:pPr>
-        <w:numPr>
-          <w:ilvl w:val="0"/>
-          <w:numId w:val="1004"/>
-        </w:numPr>
-        <w:pStyle w:val="Compact"/>
-      </w:pPr>
-      <w:r>
-        <w:rPr>
-          <w:bCs/>
-          <w:b/>
-        </w:rPr>
-        <w:t xml:space="preserve">Темы 1–11</w:t>
-      </w:r>
-      <w:r>
-        <w:t xml:space="preserve"> </w:t>
-      </w:r>
-      <w:r>
-        <w:t xml:space="preserve">— основная часть книги.</w:t>
-      </w:r>
-    </w:p>
-    <w:p>
-      <w:pPr>
-        <w:numPr>
-          <w:ilvl w:val="0"/>
-          <w:numId w:val="1004"/>
-        </w:numPr>
-        <w:pStyle w:val="Compact"/>
-      </w:pPr>
-      <w:r>
-        <w:rPr>
-          <w:bCs/>
-          <w:b/>
-        </w:rPr>
-        <w:t xml:space="preserve">Приложения</w:t>
-      </w:r>
-      <w:r>
-        <w:t xml:space="preserve"> </w:t>
-      </w:r>
-      <w:r>
-        <w:t xml:space="preserve">— навигаторы по симптомам и жизненным ситуациям, памятки и чек-листы.</w:t>
-      </w:r>
-    </w:p>
-    <w:p>
-      <w:pPr>
-        <w:pStyle w:val="FirstParagraph"/>
-      </w:pPr>
-      <w:r>
-        <w:t xml:space="preserve">Каждая тема начинается с оглавления. Заголовок раздела называет предмет и вопрос, на который раздел отвечает: «Боль в спине и тазу: почему возникает и что делать». Внутри раздела — что происходит и почему, что делать, когда нужен врач и как быстро. Одна и та же тема подробно разобрана в одном месте; в других местах — коротко и со ссылкой: «Подробнее: Тема 8, раздел 8.16». Признаки, при которых нужна срочная помощь, наоборот, повторяются везде, где они могут понадобиться.</w:t>
-      </w:r>
-    </w:p>
-    <w:p>
-      <w:pPr>
-        <w:pStyle w:val="BodyText"/>
-      </w:pPr>
-      <w:r>
-        <w:t xml:space="preserve">В конце каждой темы — список клинических и научных источников, сгруппированный по разделам.</w:t>
-      </w:r>
-    </w:p>
-    <w:bookmarkEnd w:id="24"/>
-    <w:bookmarkStart w:id="25" w:name="X23dc473738cfcefd969d8e931aa055b345b6263"/>
-    <w:p>
-      <w:pPr>
-        <w:pStyle w:val="Heading2"/>
-      </w:pPr>
-      <w:r>
-        <w:t xml:space="preserve">Как быстро найти ответ на конкретный вопрос</w:t>
-      </w:r>
-    </w:p>
-    <w:p>
-      <w:pPr>
-        <w:pStyle w:val="FirstParagraph"/>
-      </w:pPr>
-      <w:r>
-        <w:rPr>
-          <w:bCs/>
-          <w:b/>
-        </w:rPr>
-        <w:t xml:space="preserve">Если страшно прямо сейчас</w:t>
-      </w:r>
-      <w:r>
-        <w:t xml:space="preserve"> </w:t>
-      </w:r>
-      <w:r>
-        <w:t xml:space="preserve">— кровь, боль, судороги, ребёнок перестал двигаться, — откройте Раздел 0. В начале раздела есть таблица: ситуация → номер пункта.</w:t>
-      </w:r>
-    </w:p>
-    <w:p>
-      <w:pPr>
-        <w:pStyle w:val="BodyText"/>
-      </w:pPr>
-      <w:r>
-        <w:rPr>
-          <w:bCs/>
-          <w:b/>
-        </w:rPr>
-        <w:t xml:space="preserve">Если появился симптом</w:t>
-      </w:r>
-      <w:r>
-        <w:t xml:space="preserve"> </w:t>
-      </w:r>
-      <w:r>
-        <w:t xml:space="preserve">и вы не понимаете, насколько это серьёзно, — Приложение 1 «Навигатор по симптомам»: симптом → в какой теме о нём написано → нужно ли сначала заглянуть в Раздел 0.</w:t>
-      </w:r>
-    </w:p>
-    <w:p>
-      <w:pPr>
-        <w:pStyle w:val="BodyText"/>
-      </w:pPr>
-      <w:r>
-        <w:rPr>
-          <w:bCs/>
-          <w:b/>
-        </w:rPr>
-        <w:t xml:space="preserve">Если что-то случилось</w:t>
-      </w:r>
-      <w:r>
-        <w:t xml:space="preserve"> </w:t>
-      </w:r>
-      <w:r>
-        <w:t xml:space="preserve">— приняли лекарство, упали, укусил клещ, кто-то дома заболел, предстоит перелёт или лечение зуба, — Приложение 2 «Навигатор по жизненным ситуациям».</w:t>
-      </w:r>
-    </w:p>
-    <w:p>
-      <w:pPr>
-        <w:pStyle w:val="BodyText"/>
-      </w:pPr>
-      <w:r>
-        <w:rPr>
-          <w:bCs/>
-          <w:b/>
-        </w:rPr>
-        <w:t xml:space="preserve">Если вопрос о повседневной жизни</w:t>
-      </w:r>
-      <w:r>
-        <w:t xml:space="preserve"> </w:t>
-      </w:r>
-      <w:r>
-        <w:t xml:space="preserve">— можно ли кофе, баню, спортзал, краску для волос, — ищите по оглавлению книги: названия разделов составлены так, чтобы вопрос узнавался по ним.</w:t>
-      </w:r>
-    </w:p>
-    <w:p>
-      <w:pPr>
-        <w:pStyle w:val="BodyText"/>
-      </w:pPr>
-      <w:r>
-        <w:t xml:space="preserve">Например: вы поскользнулись на улице и упали на живот, ничего не болит. В Приложении 2 строка «Упала» ведёт в Раздел 0, пункт 0.13: после падения на живот — в роддом сразу, даже если вы чувствуете себя хорошо. Почему — Тема 8, раздел 8.16.</w:t>
-      </w:r>
-    </w:p>
-    <w:bookmarkEnd w:id="25"/>
-    <w:bookmarkStart w:id="26" w:name="X26a7f205e45d363e9fc7fa7a6db5d67b22bd677"/>
-    <w:p>
-      <w:pPr>
-        <w:pStyle w:val="Heading2"/>
-      </w:pPr>
-      <w:r>
-        <w:t xml:space="preserve">Что можно решать самой, а что требует врача</w:t>
-      </w:r>
-    </w:p>
-    <w:p>
-      <w:pPr>
-        <w:pStyle w:val="FirstParagraph"/>
-      </w:pPr>
-      <w:r>
-        <w:t xml:space="preserve">Повседневные решения — что есть, как спать, сколько двигаться, чем мыть кожу, как ухаживать за зубами — вы принимаете сами, и книга даёт для них достаточно сведений. Там, где правило зависит от вашего здоровья, в тексте сказано, что его нужно обсудить с врачом.</w:t>
-      </w:r>
-    </w:p>
-    <w:p>
-      <w:pPr>
-        <w:pStyle w:val="BodyText"/>
-      </w:pPr>
-      <w:r>
-        <w:t xml:space="preserve">Всё новое и непривычное в самочувствии оценивают по тому, насколько это срочно. В книге пять уровней срочности (подробно — Тема 11, раздел 11.7):</w:t>
-      </w:r>
-    </w:p>
-    <w:p>
-      <w:pPr>
-        <w:numPr>
-          <w:ilvl w:val="0"/>
-          <w:numId w:val="1005"/>
-        </w:numPr>
-        <w:pStyle w:val="Compact"/>
-      </w:pPr>
-      <w:r>
-        <w:rPr>
-          <w:bCs/>
-          <w:b/>
-        </w:rPr>
-        <w:t xml:space="preserve">Продолжить наблюдение</w:t>
-      </w:r>
-      <w:r>
-        <w:t xml:space="preserve"> </w:t>
-      </w:r>
-      <w:r>
-        <w:t xml:space="preserve">— изменение ожидаемое и не мешает жить.</w:t>
-      </w:r>
-    </w:p>
-    <w:p>
-      <w:pPr>
-        <w:numPr>
-          <w:ilvl w:val="0"/>
-          <w:numId w:val="1005"/>
-        </w:numPr>
-        <w:pStyle w:val="Compact"/>
-      </w:pPr>
-      <w:r>
-        <w:rPr>
-          <w:bCs/>
-          <w:b/>
-        </w:rPr>
-        <w:t xml:space="preserve">Обсудить на плановом приёме</w:t>
-      </w:r>
-      <w:r>
-        <w:t xml:space="preserve"> </w:t>
-      </w:r>
-      <w:r>
-        <w:t xml:space="preserve">— изменение стойкое, но не нарастает.</w:t>
-      </w:r>
-    </w:p>
-    <w:p>
-      <w:pPr>
-        <w:numPr>
-          <w:ilvl w:val="0"/>
-          <w:numId w:val="1005"/>
-        </w:numPr>
-        <w:pStyle w:val="Compact"/>
-      </w:pPr>
-      <w:r>
-        <w:rPr>
-          <w:bCs/>
-          <w:b/>
-        </w:rPr>
-        <w:t xml:space="preserve">Связаться с врачом раньше</w:t>
-      </w:r>
-      <w:r>
-        <w:t xml:space="preserve"> </w:t>
-      </w:r>
-      <w:r>
-        <w:t xml:space="preserve">— в тот же или на следующий день.</w:t>
-      </w:r>
-    </w:p>
-    <w:p>
-      <w:pPr>
-        <w:numPr>
-          <w:ilvl w:val="0"/>
-          <w:numId w:val="1005"/>
-        </w:numPr>
-        <w:pStyle w:val="Compact"/>
-      </w:pPr>
-      <w:r>
-        <w:rPr>
-          <w:bCs/>
-          <w:b/>
-        </w:rPr>
-        <w:t xml:space="preserve">Обратиться срочно</w:t>
-      </w:r>
-      <w:r>
-        <w:t xml:space="preserve"> </w:t>
-      </w:r>
-      <w:r>
-        <w:t xml:space="preserve">— в приёмное отделение роддома сразу, не дожидаясь утра.</w:t>
-      </w:r>
-    </w:p>
-    <w:p>
-      <w:pPr>
-        <w:numPr>
-          <w:ilvl w:val="0"/>
-          <w:numId w:val="1005"/>
-        </w:numPr>
-        <w:pStyle w:val="Compact"/>
-      </w:pPr>
-      <w:r>
-        <w:rPr>
-          <w:bCs/>
-          <w:b/>
-        </w:rPr>
-        <w:t xml:space="preserve">Вызвать скорую</w:t>
-      </w:r>
-      <w:r>
-        <w:t xml:space="preserve"> </w:t>
-      </w:r>
-      <w:r>
-        <w:t xml:space="preserve">— немедленно, по номеру 103 или 112.</w:t>
-      </w:r>
-    </w:p>
-    <w:p>
-      <w:pPr>
-        <w:pStyle w:val="FirstParagraph"/>
-      </w:pPr>
-      <w:r>
-        <w:t xml:space="preserve">Если не можете выбрать между двумя уровнями, выбирайте более высокий. Обращение, после которого оказалось, что всё в порядке, — нормальный исход: осматривают многих, чтобы не пропустить тех, кому помощь нужна.</w:t>
-      </w:r>
-    </w:p>
-    <w:p>
-      <w:pPr>
-        <w:pStyle w:val="BodyText"/>
-      </w:pPr>
-      <w:r>
-        <w:t xml:space="preserve">Отдельно — лекарства. Назначенный препарат сами не отменяют: сначала звонят врачу, который его назначил (Тема 7, раздел 7.5). Перед покупкой средства без рецепта называют фармацевту срок беременности и спрашивают, какое в нём действующее вещество (раздел 7.6). Чем снижать боль и температуру самой и когда звонить врачу — раздел 7.7.</w:t>
-      </w:r>
-    </w:p>
-    <w:bookmarkEnd w:id="26"/>
-    <w:bookmarkStart w:id="27" w:name="X48ae0a7bbebc85f77c702d4b5907da43264deda"/>
-    <w:p>
-      <w:pPr>
-        <w:pStyle w:val="Heading2"/>
-      </w:pPr>
-      <w:r>
-        <w:t xml:space="preserve">Как читать рекомендации, ограничения и цифры</w:t>
-      </w:r>
-    </w:p>
-    <w:p>
-      <w:pPr>
-        <w:pStyle w:val="FirstParagraph"/>
-      </w:pPr>
-      <w:r>
-        <w:rPr>
-          <w:bCs/>
-          <w:b/>
-        </w:rPr>
-        <w:t xml:space="preserve">Откуда сведения.</w:t>
-      </w:r>
-      <w:r>
-        <w:t xml:space="preserve"> </w:t>
-      </w:r>
-      <w:r>
-        <w:t xml:space="preserve">Медицинские утверждения в книге опираются на источники. В первую очередь — на российские клинические рекомендации и приказы Минздрава: по ним вас ведут в женской консультации и роддоме. Если российский документ о чём-то молчит, книга опирается на рекомендации Всемирной организации здравоохранения и зарубежных профессиональных обществ — и прямо говорит в тексте, чья это рекомендация. Список источников — в конце каждой темы; рядом с источником указано, какое утверждение и в каком разделе на нём основано.</w:t>
-      </w:r>
-    </w:p>
-    <w:p>
-      <w:pPr>
-        <w:pStyle w:val="BodyText"/>
-      </w:pPr>
-      <w:r>
-        <w:rPr>
-          <w:bCs/>
-          <w:b/>
-        </w:rPr>
-        <w:t xml:space="preserve">Оговорки.</w:t>
-      </w:r>
-      <w:r>
-        <w:t xml:space="preserve"> </w:t>
-      </w:r>
-      <w:r>
-        <w:t xml:space="preserve">Курсивом в списке источников отмечены ограничения — например, что сведения взяты из пересказа, а не из самого документа. Если исследования противоречат друг другу или данных мало, книга говорит об этом прямо, а не выбирает удобный ответ.</w:t>
-      </w:r>
-    </w:p>
-    <w:p>
-      <w:pPr>
-        <w:pStyle w:val="BodyText"/>
-      </w:pPr>
-      <w:r>
-        <w:rPr>
-          <w:bCs/>
-          <w:b/>
-        </w:rPr>
-        <w:t xml:space="preserve">«Нет данных» не значит «безопасно».</w:t>
-      </w:r>
-      <w:r>
-        <w:t xml:space="preserve"> </w:t>
-      </w:r>
-      <w:r>
-        <w:t xml:space="preserve">Беременных редко включают в исследования, поэтому о многих лекарствах, добавках и процедурах сведений мало. Когда в книге написано «данных о безопасности нет», это не запрет и не разрешение, а повод обсудить вопрос с врачом. Подробнее — Тема 7, раздел 7.1.</w:t>
-      </w:r>
-    </w:p>
-    <w:p>
-      <w:pPr>
-        <w:pStyle w:val="BodyText"/>
-      </w:pPr>
-      <w:r>
-        <w:rPr>
-          <w:bCs/>
-          <w:b/>
-        </w:rPr>
-        <w:t xml:space="preserve">Цифры.</w:t>
-      </w:r>
-      <w:r>
-        <w:t xml:space="preserve"> </w:t>
-      </w:r>
-      <w:r>
-        <w:t xml:space="preserve">Порог — давление 140/90 или 160/100, «прокладка промокает меньше чем за час» — это граница, после которой меняется действие: позвонить, поехать, вызвать скорую. Диагноза порог не ставит. Давление 141/91 — повод действовать, как сказано в Теме 11, а не вывод, что у вас болезнь. И наоборот, 139/89 не повод успокоиться, если вам плохо. Нормы анализов при беременности другие, и один результат редко оценивают отдельно от остальных (Ориентационный раздел, раздел 6).</w:t>
-      </w:r>
-    </w:p>
-    <w:bookmarkEnd w:id="27"/>
-    <w:bookmarkStart w:id="28" w:name="чем-эта-книга-не-является"/>
-    <w:p>
-      <w:pPr>
-        <w:pStyle w:val="Heading2"/>
-      </w:pPr>
-      <w:r>
-        <w:t xml:space="preserve">Чем эта книга не является</w:t>
-      </w:r>
-    </w:p>
-    <w:p>
-      <w:pPr>
-        <w:pStyle w:val="FirstParagraph"/>
-      </w:pPr>
-      <w:r>
-        <w:rPr>
-          <w:bCs/>
-          <w:b/>
-        </w:rPr>
-        <w:t xml:space="preserve">Она не заменяет врача.</w:t>
-      </w:r>
-      <w:r>
-        <w:t xml:space="preserve"> </w:t>
-      </w:r>
-      <w:r>
-        <w:t xml:space="preserve">Книга объясняет, что происходит и как действовать, но не видит вас, ваших анализов и истории болезни.</w:t>
-      </w:r>
-    </w:p>
-    <w:p>
-      <w:pPr>
-        <w:pStyle w:val="BodyText"/>
-      </w:pPr>
-      <w:r>
-        <w:rPr>
-          <w:bCs/>
-          <w:b/>
-        </w:rPr>
-        <w:t xml:space="preserve">Она не ставит диагноз.</w:t>
-      </w:r>
-      <w:r>
-        <w:t xml:space="preserve"> </w:t>
-      </w:r>
-      <w:r>
-        <w:t xml:space="preserve">Описание признаков нужно, чтобы вы поняли, насколько срочно обращаться, а не чтобы определили болезнь сами.</w:t>
-      </w:r>
-    </w:p>
-    <w:p>
-      <w:pPr>
-        <w:pStyle w:val="BodyText"/>
-      </w:pPr>
-      <w:r>
-        <w:rPr>
-          <w:bCs/>
-          <w:b/>
-        </w:rPr>
-        <w:t xml:space="preserve">Она не назначает лечение.</w:t>
-      </w:r>
-      <w:r>
-        <w:t xml:space="preserve"> </w:t>
-      </w:r>
-      <w:r>
-        <w:t xml:space="preserve">О лекарствах книга рассказывает, что можно принять самой и в каких пределах, а что — только по назначению. Лечение подбирает врач.</w:t>
-      </w:r>
-    </w:p>
-    <w:p>
-      <w:pPr>
-        <w:pStyle w:val="BodyText"/>
-      </w:pPr>
-      <w:r>
-        <w:rPr>
-          <w:bCs/>
-          <w:b/>
-        </w:rPr>
-        <w:t xml:space="preserve">Она не о лечении осложнений беременности.</w:t>
-      </w:r>
-      <w:r>
-        <w:t xml:space="preserve"> </w:t>
-      </w:r>
-      <w:r>
-        <w:t xml:space="preserve">Для них в книге — как их распознать, куда и как быстро обращаться.</w:t>
-      </w:r>
-    </w:p>
-    <w:p>
-      <w:pPr>
-        <w:pStyle w:val="BodyText"/>
-      </w:pPr>
-      <w:r>
-        <w:rPr>
-          <w:bCs/>
-          <w:b/>
-        </w:rPr>
-        <w:t xml:space="preserve">Она не о родах и уходе за новорождённым.</w:t>
-      </w:r>
-      <w:r>
-        <w:t xml:space="preserve"> </w:t>
-      </w:r>
-      <w:r>
-        <w:t xml:space="preserve">О периоде после родов — только там, где он продолжает беременность: например, послеродовая депрессия (Тема 10), кормление грудью (Темы 5 и 7).</w:t>
-      </w:r>
-    </w:p>
-    <w:bookmarkEnd w:id="28"/>
-    <w:bookmarkStart w:id="29" w:name="клинические-и-научные-источники"/>
-    <w:p>
-      <w:pPr>
-        <w:pStyle w:val="Heading2"/>
-      </w:pPr>
-      <w:r>
-        <w:t xml:space="preserve">Клинические и научные источники</w:t>
-      </w:r>
-    </w:p>
-    <w:p>
-      <w:pPr>
-        <w:numPr>
-          <w:ilvl w:val="0"/>
-          <w:numId w:val="1006"/>
-        </w:numPr>
-        <w:pStyle w:val="Compact"/>
-      </w:pPr>
-      <w:r>
-        <w:t xml:space="preserve">Минздрав России. Приказ от 20.06.2013 № 388н «Об утверждении Порядка оказания скорой, в том числе скорой специализированной, медицинской помощи» (ред. 05.05.2016), п. 9 — вызов скорой по номерам 103 и 112 («Что можно решать самой, а что требует врача»).</w:t>
-      </w:r>
-    </w:p>
-    <w:p>
-      <w:pPr>
-        <w:numPr>
-          <w:ilvl w:val="0"/>
-          <w:numId w:val="1006"/>
         </w:numPr>
         <w:pStyle w:val="Compact"/>
       </w:pPr>
@@ -1529,12 +1126,6 @@
     <w:abstractNumId w:val="991"/>
   </w:num>
   <w:num w:numId="1002">
-    <w:abstractNumId w:val="991"/>
-  </w:num>
-  <w:num w:numId="1003">
-    <w:abstractNumId w:val="991"/>
-  </w:num>
-  <w:num w:numId="1004">
     <w:abstractNumId w:val="99411"/>
     <w:lvlOverride w:ilvl="0">
       <w:startOverride w:val="1"/>
@@ -1564,37 +1155,7 @@
       <w:startOverride w:val="1"/>
     </w:lvlOverride>
   </w:num>
-  <w:num w:numId="1005">
-    <w:abstractNumId w:val="99411"/>
-    <w:lvlOverride w:ilvl="0">
-      <w:startOverride w:val="1"/>
-    </w:lvlOverride>
-    <w:lvlOverride w:ilvl="1">
-      <w:startOverride w:val="1"/>
-    </w:lvlOverride>
-    <w:lvlOverride w:ilvl="2">
-      <w:startOverride w:val="1"/>
-    </w:lvlOverride>
-    <w:lvlOverride w:ilvl="3">
-      <w:startOverride w:val="1"/>
-    </w:lvlOverride>
-    <w:lvlOverride w:ilvl="4">
-      <w:startOverride w:val="1"/>
-    </w:lvlOverride>
-    <w:lvlOverride w:ilvl="5">
-      <w:startOverride w:val="1"/>
-    </w:lvlOverride>
-    <w:lvlOverride w:ilvl="6">
-      <w:startOverride w:val="1"/>
-    </w:lvlOverride>
-    <w:lvlOverride w:ilvl="7">
-      <w:startOverride w:val="1"/>
-    </w:lvlOverride>
-    <w:lvlOverride w:ilvl="8">
-      <w:startOverride w:val="1"/>
-    </w:lvlOverride>
-  </w:num>
-  <w:num w:numId="1006">
+  <w:num w:numId="1003">
     <w:abstractNumId w:val="99411"/>
     <w:lvlOverride w:ilvl="0">
       <w:startOverride w:val="1"/>

--- a/themes/introduction/introduction draft.docx
+++ b/themes/introduction/introduction draft.docx
@@ -2,7 +2,7 @@
 <file path=word/document.xml><?xml version="1.0" encoding="utf-8"?>
 <w:document xmlns:w="http://schemas.openxmlformats.org/wordprocessingml/2006/main" xmlns:m="http://schemas.openxmlformats.org/officeDocument/2006/math" xmlns:r="http://schemas.openxmlformats.org/officeDocument/2006/relationships" xmlns:o="urn:schemas-microsoft-com:office:office" xmlns:v="urn:schemas-microsoft-com:vml" xmlns:w10="urn:schemas-microsoft-com:office:word" xmlns:a="http://schemas.openxmlformats.org/drawingml/2006/main" xmlns:pic="http://schemas.openxmlformats.org/drawingml/2006/picture" xmlns:wp="http://schemas.openxmlformats.org/drawingml/2006/wordprocessingDrawing">
   <w:body>
-    <w:bookmarkStart w:id="30" w:name="введение.-как-пользоваться-книгой"/>
+    <w:bookmarkStart w:id="28" w:name="введение.-как-пользоваться-книгой"/>
     <w:p>
       <w:pPr>
         <w:pStyle w:val="Heading1"/>
@@ -137,14 +137,18 @@
           <w:iCs/>
           <w:i/>
         </w:rPr>
-        <w:t xml:space="preserve">Черновик после Checkpoint 3, вторая редакция, 17.10.2026: текст переписан как связное чтение; номера тем и разделов оставлены только там, где без них не найти нужное. Названия тем, разделов и приложений сверить, когда все темы и приложения будут утверждены.</w:t>
-      </w:r>
-    </w:p>
-    <w:p>
-      <w:pPr>
-        <w:pStyle w:val="BodyText"/>
-      </w:pPr>
-      <w:r>
+        <w:t xml:space="preserve">Черновик после Checkpoint 3, 17.10.2026. Названия тем, разделов и приложений сверить, когда все темы и приложения будут утверждены.</w:t>
+      </w:r>
+    </w:p>
+    <w:p>
+      <w:pPr>
+        <w:pStyle w:val="BodyText"/>
+      </w:pPr>
+      <w:r>
+        <w:rPr>
+          <w:iCs/>
+          <w:i/>
+        </w:rPr>
         <w:t xml:space="preserve">Тест показал две полоски, и вопросы появляются раньше, чем успевает улечься радость. Можно ли утренний кофе? А бокал шампанского две недели назад, когда вы ещё ничего не знали? Отдавать ли кошку? Правда ли, что «один ребёнок — минус один зуб»? В инструкции к таблетке написано «противопоказано при беременности», а врач её выписал — кому верить?</w:t>
       </w:r>
     </w:p>
@@ -153,7 +157,23 @@
         <w:pStyle w:val="BodyText"/>
       </w:pPr>
       <w:r>
-        <w:t xml:space="preserve">Ответы приходят отовсюду сразу: от мамы, от подруги, с форума, из рекламы витаминов. Они противоречат друг другу, а на приёме у врача всё не спросишь. Эта книга отвечает на такие вопросы и объясняет, почему ответ именно такой.</w:t>
+        <w:rPr>
+          <w:iCs/>
+          <w:i/>
+        </w:rPr>
+        <w:t xml:space="preserve">Ответы приходят отовсюду сразу: от мамы, от подруги, с форума, из рекламы витаминов. Они противоречат друг другу, а на приёме у врача всё не спросишь. Эта книга отвечает на такие вопросы и объясняет, почему ответ именно такой. Она опирается на те же клинические рекомендации, по которым работают врачи, а медицинские слова объясняет там, где без них не обойтись.</w:t>
+      </w:r>
+    </w:p>
+    <w:p>
+      <w:pPr>
+        <w:pStyle w:val="BodyText"/>
+      </w:pPr>
+      <w:r>
+        <w:rPr>
+          <w:iCs/>
+          <w:i/>
+        </w:rPr>
+        <w:t xml:space="preserve">С этим знанием легче прожить эти месяцы спокойно: не отказываться без причины от того, что можно, не пропустить важное и приходить на приём, уже зная, о чём спросить.</w:t>
       </w:r>
     </w:p>
     <w:bookmarkEnd w:id="20"/>
@@ -171,15 +191,31 @@
         <w:pStyle w:val="FirstParagraph"/>
       </w:pPr>
       <w:r>
-        <w:t xml:space="preserve">Для беременных и для тех, кто беременность только планирует. Если она пока в планах, книга пригодится раньше, чем кажется: часть решений — от фолиевой кислоты до прививки от краснухи — принимают до зачатия.</w:t>
-      </w:r>
-    </w:p>
-    <w:p>
-      <w:pPr>
-        <w:pStyle w:val="BodyText"/>
-      </w:pPr>
-      <w:r>
-        <w:t xml:space="preserve">Книга написана для беременности без осложнений. Если у вас хроническая болезнь или беременность идёт непросто, она тоже пригодится, но часть общих правил к вам может не подходить. Там, где это так, в тексте сказано, что решение за врачом, который вас ведёт.</w:t>
+        <w:t xml:space="preserve">Для беременных — с первых недель, когда о беременности знаете только вы, до последних дней перед родами. Книга о том, как жить эти месяцы: что есть и пить, как спать и двигаться, как беречь кожу и зубы, что делать с лекарствами, привычками, инфекциями и тревогой, как следить за своим состоянием дома и когда пора к врачу.</w:t>
+      </w:r>
+    </w:p>
+    <w:p>
+      <w:pPr>
+        <w:pStyle w:val="BodyText"/>
+      </w:pPr>
+      <w:r>
+        <w:t xml:space="preserve">За этими вопросами стоит то, чего хочет почти каждая беременная: хорошо себя чувствовать, меньше тревожиться, понимать, что происходит с её телом и с ребёнком, и знать, что делать, если что-то пойдёт не так. Книга помогает в каждом из этих пунктов: объясняет, что нормально, что можно изменить самой и с чем идти к врачу.</w:t>
+      </w:r>
+    </w:p>
+    <w:p>
+      <w:pPr>
+        <w:pStyle w:val="BodyText"/>
+      </w:pPr>
+      <w:r>
+        <w:t xml:space="preserve">И для тех, кто беременность только планирует. Вам книга пригодится раньше, чем кажется: часть решений — от фолиевой кислоты до прививки от краснухи — принимают до зачатия.</w:t>
+      </w:r>
+    </w:p>
+    <w:p>
+      <w:pPr>
+        <w:pStyle w:val="BodyText"/>
+      </w:pPr>
+      <w:r>
+        <w:t xml:space="preserve">Книга написана для беременности без осложнений. Если у вас хроническая болезнь или беременность идёт непросто, она тоже пригодится, но часть общих правил к вам может не подойти. При таких случаях в тексте указано, что решение за врачом, который вас ведёт.</w:t>
       </w:r>
     </w:p>
     <w:p>
@@ -205,15 +241,249 @@
         <w:pStyle w:val="FirstParagraph"/>
       </w:pPr>
       <w:r>
-        <w:t xml:space="preserve">Книга идёт от повседневного к тревожному. Сначала то, из чего состоит обычный день: еда и питьё, сон, движение, близость, кожа и гигиена, зубы. Затем то, что приходит извне: лекарства и добавки, привычки, бытовая химия, поездки, инфекции и прививки. Затем то, что происходит внутри: тревога, перепады настроения, страх родов, депрессия. И в конце — как следить за собой дома: замечать, как двигается ребёнок, измерять давление, вести дневник симптомов и понимать, когда пора к врачу.</w:t>
-      </w:r>
-    </w:p>
-    <w:p>
-      <w:pPr>
-        <w:pStyle w:val="BodyText"/>
-      </w:pPr>
-      <w:r>
-        <w:t xml:space="preserve">Каждый ответ книга объясняет, а не просто выдаёт. Почему после 28 недель важна поза для сна. Почему кальций из зубов в ребёнка не уходит, а дёсны при этом кровоточат легче. Почему «без рецепта» не значит «можно». Когда понятно, как это устроено в теле, правило легче запомнить и легче понять, относится ли оно к вам.</w:t>
+        <w:t xml:space="preserve">Одиннадцать тем идут от того, из чего состоит обычный день, к тому, что тревожит:</w:t>
+      </w:r>
+    </w:p>
+    <w:p>
+      <w:pPr>
+        <w:numPr>
+          <w:ilvl w:val="0"/>
+          <w:numId w:val="1002"/>
+        </w:numPr>
+        <w:pStyle w:val="Compact"/>
+      </w:pPr>
+      <w:r>
+        <w:rPr>
+          <w:bCs/>
+          <w:b/>
+        </w:rPr>
+        <w:t xml:space="preserve">Тема 1.</w:t>
+      </w:r>
+      <w:r>
+        <w:t xml:space="preserve"> </w:t>
+      </w:r>
+      <w:r>
+        <w:t xml:space="preserve">Питание и питьё: прибавка веса, витамины, особые рационы, тошнота и изжога, пищевая безопасность, кофеин.</w:t>
+      </w:r>
+    </w:p>
+    <w:p>
+      <w:pPr>
+        <w:numPr>
+          <w:ilvl w:val="0"/>
+          <w:numId w:val="1002"/>
+        </w:numPr>
+        <w:pStyle w:val="Compact"/>
+      </w:pPr>
+      <w:r>
+        <w:rPr>
+          <w:bCs/>
+          <w:b/>
+        </w:rPr>
+        <w:t xml:space="preserve">Тема 2.</w:t>
+      </w:r>
+      <w:r>
+        <w:t xml:space="preserve"> </w:t>
+      </w:r>
+      <w:r>
+        <w:t xml:space="preserve">Сон: почему он меняется, что мешает, в какой позе спать после 28 недель.</w:t>
+      </w:r>
+    </w:p>
+    <w:p>
+      <w:pPr>
+        <w:numPr>
+          <w:ilvl w:val="0"/>
+          <w:numId w:val="1002"/>
+        </w:numPr>
+        <w:pStyle w:val="Compact"/>
+      </w:pPr>
+      <w:r>
+        <w:rPr>
+          <w:bCs/>
+          <w:b/>
+        </w:rPr>
+        <w:t xml:space="preserve">Тема 3.</w:t>
+      </w:r>
+      <w:r>
+        <w:t xml:space="preserve"> </w:t>
+      </w:r>
+      <w:r>
+        <w:t xml:space="preserve">Движение: кому и сколько можно, какие нагрузки подходят, боль в спине, тазовое дно, когда прекратить занятие.</w:t>
+      </w:r>
+    </w:p>
+    <w:p>
+      <w:pPr>
+        <w:numPr>
+          <w:ilvl w:val="0"/>
+          <w:numId w:val="1002"/>
+        </w:numPr>
+        <w:pStyle w:val="Compact"/>
+      </w:pPr>
+      <w:r>
+        <w:rPr>
+          <w:bCs/>
+          <w:b/>
+        </w:rPr>
+        <w:t xml:space="preserve">Тема 4.</w:t>
+      </w:r>
+      <w:r>
+        <w:t xml:space="preserve"> </w:t>
+      </w:r>
+      <w:r>
+        <w:t xml:space="preserve">Интимная жизнь: безопасность, желание, боль, защита от инфекций, половой покой.</w:t>
+      </w:r>
+    </w:p>
+    <w:p>
+      <w:pPr>
+        <w:numPr>
+          <w:ilvl w:val="0"/>
+          <w:numId w:val="1002"/>
+        </w:numPr>
+        <w:pStyle w:val="Compact"/>
+      </w:pPr>
+      <w:r>
+        <w:rPr>
+          <w:bCs/>
+          <w:b/>
+        </w:rPr>
+        <w:t xml:space="preserve">Тема 5.</w:t>
+      </w:r>
+      <w:r>
+        <w:t xml:space="preserve"> </w:t>
+      </w:r>
+      <w:r>
+        <w:t xml:space="preserve">Кожа и гигиена: зуд, растяжки, косметика, грудь, интимная зона и выделения.</w:t>
+      </w:r>
+    </w:p>
+    <w:p>
+      <w:pPr>
+        <w:numPr>
+          <w:ilvl w:val="0"/>
+          <w:numId w:val="1002"/>
+        </w:numPr>
+        <w:pStyle w:val="Compact"/>
+      </w:pPr>
+      <w:r>
+        <w:rPr>
+          <w:bCs/>
+          <w:b/>
+        </w:rPr>
+        <w:t xml:space="preserve">Тема 6.</w:t>
+      </w:r>
+      <w:r>
+        <w:t xml:space="preserve"> </w:t>
+      </w:r>
+      <w:r>
+        <w:t xml:space="preserve">Зубы и дёсны: уход, лечение, анестезия и рентген при беременности.</w:t>
+      </w:r>
+    </w:p>
+    <w:p>
+      <w:pPr>
+        <w:numPr>
+          <w:ilvl w:val="0"/>
+          <w:numId w:val="1002"/>
+        </w:numPr>
+        <w:pStyle w:val="Compact"/>
+      </w:pPr>
+      <w:r>
+        <w:rPr>
+          <w:bCs/>
+          <w:b/>
+        </w:rPr>
+        <w:t xml:space="preserve">Тема 7.</w:t>
+      </w:r>
+      <w:r>
+        <w:t xml:space="preserve"> </w:t>
+      </w:r>
+      <w:r>
+        <w:t xml:space="preserve">Лекарства и добавки: как читать инструкцию, чем снижать боль и температуру, что помогает при простуде, аллергии, изжоге, как быть, если препарат уже принят.</w:t>
+      </w:r>
+    </w:p>
+    <w:p>
+      <w:pPr>
+        <w:numPr>
+          <w:ilvl w:val="0"/>
+          <w:numId w:val="1002"/>
+        </w:numPr>
+        <w:pStyle w:val="Compact"/>
+      </w:pPr>
+      <w:r>
+        <w:rPr>
+          <w:bCs/>
+          <w:b/>
+        </w:rPr>
+        <w:t xml:space="preserve">Тема 8.</w:t>
+      </w:r>
+      <w:r>
+        <w:t xml:space="preserve"> </w:t>
+      </w:r>
+      <w:r>
+        <w:t xml:space="preserve">Привычки и воздействия: алкоголь, курение, бытовая химия, жара, работа, поездки, падения.</w:t>
+      </w:r>
+    </w:p>
+    <w:p>
+      <w:pPr>
+        <w:numPr>
+          <w:ilvl w:val="0"/>
+          <w:numId w:val="1002"/>
+        </w:numPr>
+        <w:pStyle w:val="Compact"/>
+      </w:pPr>
+      <w:r>
+        <w:rPr>
+          <w:bCs/>
+          <w:b/>
+        </w:rPr>
+        <w:t xml:space="preserve">Тема 9.</w:t>
+      </w:r>
+      <w:r>
+        <w:t xml:space="preserve"> </w:t>
+      </w:r>
+      <w:r>
+        <w:t xml:space="preserve">Инфекции и прививки: откуда берутся опасные инфекции, какие прививки делают, что делать после контакта с больным, как понимать анализы.</w:t>
+      </w:r>
+    </w:p>
+    <w:p>
+      <w:pPr>
+        <w:numPr>
+          <w:ilvl w:val="0"/>
+          <w:numId w:val="1002"/>
+        </w:numPr>
+        <w:pStyle w:val="Compact"/>
+      </w:pPr>
+      <w:r>
+        <w:rPr>
+          <w:bCs/>
+          <w:b/>
+        </w:rPr>
+        <w:t xml:space="preserve">Тема 10.</w:t>
+      </w:r>
+      <w:r>
+        <w:t xml:space="preserve"> </w:t>
+      </w:r>
+      <w:r>
+        <w:t xml:space="preserve">Эмоциональное состояние: тревога, депрессия, страх родов, к кому идти, небезопасные отношения, кризис.</w:t>
+      </w:r>
+    </w:p>
+    <w:p>
+      <w:pPr>
+        <w:numPr>
+          <w:ilvl w:val="0"/>
+          <w:numId w:val="1002"/>
+        </w:numPr>
+        <w:pStyle w:val="Compact"/>
+      </w:pPr>
+      <w:r>
+        <w:rPr>
+          <w:bCs/>
+          <w:b/>
+        </w:rPr>
+        <w:t xml:space="preserve">Тема 11.</w:t>
+      </w:r>
+      <w:r>
+        <w:t xml:space="preserve"> </w:t>
+      </w:r>
+      <w:r>
+        <w:t xml:space="preserve">Наблюдение дома: шевеления ребёнка, давление, дневник симптомов, когда звонить врачу и как быстро.</w:t>
       </w:r>
     </w:p>
     <w:bookmarkEnd w:id="22"/>
@@ -231,6 +501,14 @@
         <w:pStyle w:val="FirstParagraph"/>
       </w:pPr>
       <w:r>
+        <w:t xml:space="preserve">Книга состоит из четырёх частей.</w:t>
+      </w:r>
+    </w:p>
+    <w:p>
+      <w:pPr>
+        <w:pStyle w:val="BodyText"/>
+      </w:pPr>
+      <w:r>
         <w:t xml:space="preserve">В самом начале —</w:t>
       </w:r>
       <w:r>
@@ -336,31 +614,79 @@
         <w:pStyle w:val="FirstParagraph"/>
       </w:pPr>
       <w:r>
-        <w:t xml:space="preserve">Если страшно прямо сейчас, открывайте Раздел 0. На его первой странице таблица: что происходит → какой пункт читать.</w:t>
-      </w:r>
-    </w:p>
-    <w:p>
-      <w:pPr>
-        <w:pStyle w:val="BodyText"/>
-      </w:pPr>
-      <w:r>
-        <w:t xml:space="preserve">Если появился симптом и непонятно, насколько это серьёзно, поможет Приложение 1 — навигатор по симптомам. Он подскажет, в какой главе о симптоме написано и не нужно ли сначала заглянуть в Раздел 0.</w:t>
-      </w:r>
-    </w:p>
-    <w:p>
-      <w:pPr>
-        <w:pStyle w:val="BodyText"/>
-      </w:pPr>
-      <w:r>
-        <w:t xml:space="preserve">Если что-то случилось — приняли лекарство, упали, укусил клещ, кто-то дома заболел, предстоит перелёт или лечение зуба, — откройте Приложение 2, навигатор по жизненным ситуациям.</w:t>
-      </w:r>
-    </w:p>
-    <w:p>
-      <w:pPr>
-        <w:pStyle w:val="BodyText"/>
-      </w:pPr>
-      <w:r>
-        <w:t xml:space="preserve">Если вопрос о повседневной жизни — можно ли кофе, баню, спортзал, краску для волос, — ищите по оглавлению: названия разделов составлены так, чтобы свой вопрос узнавался в них.</w:t>
+        <w:rPr>
+          <w:bCs/>
+          <w:b/>
+        </w:rPr>
+        <w:t xml:space="preserve">Если страшно прямо сейчас</w:t>
+      </w:r>
+      <w:r>
+        <w:t xml:space="preserve"> </w:t>
+      </w:r>
+      <w:r>
+        <w:t xml:space="preserve">— кровь, боль, судороги, ребёнок перестал двигаться, — откройте Раздел 0. В начале раздела есть таблица: ситуация → номер пункта.</w:t>
+      </w:r>
+    </w:p>
+    <w:p>
+      <w:pPr>
+        <w:pStyle w:val="BodyText"/>
+      </w:pPr>
+      <w:r>
+        <w:rPr>
+          <w:bCs/>
+          <w:b/>
+        </w:rPr>
+        <w:t xml:space="preserve">Если появился симптом</w:t>
+      </w:r>
+      <w:r>
+        <w:t xml:space="preserve"> </w:t>
+      </w:r>
+      <w:r>
+        <w:t xml:space="preserve">и вы не понимаете, насколько это серьёзно, — Приложение 1 «Навигатор по симптомам»: симптом → в какой теме о нём написано → нужно ли сначала заглянуть в Раздел 0.</w:t>
+      </w:r>
+    </w:p>
+    <w:p>
+      <w:pPr>
+        <w:pStyle w:val="BodyText"/>
+      </w:pPr>
+      <w:r>
+        <w:rPr>
+          <w:bCs/>
+          <w:b/>
+        </w:rPr>
+        <w:t xml:space="preserve">Если что-то случилось</w:t>
+      </w:r>
+      <w:r>
+        <w:t xml:space="preserve"> </w:t>
+      </w:r>
+      <w:r>
+        <w:t xml:space="preserve">— приняли лекарство, упали, укусил клещ, кто-то дома заболел, предстоит перелёт или лечение зуба, — Приложение 2 «Навигатор по жизненным ситуациям».</w:t>
+      </w:r>
+    </w:p>
+    <w:p>
+      <w:pPr>
+        <w:pStyle w:val="BodyText"/>
+      </w:pPr>
+      <w:r>
+        <w:rPr>
+          <w:bCs/>
+          <w:b/>
+        </w:rPr>
+        <w:t xml:space="preserve">Если вопрос о повседневной жизни</w:t>
+      </w:r>
+      <w:r>
+        <w:t xml:space="preserve"> </w:t>
+      </w:r>
+      <w:r>
+        <w:t xml:space="preserve">— можно ли кофе, баню, спортзал, краску для волос, — ищите по оглавлению книги: названия разделов составлены так, чтобы вопрос узнавался по ним.</w:t>
+      </w:r>
+    </w:p>
+    <w:p>
+      <w:pPr>
+        <w:pStyle w:val="BodyText"/>
+      </w:pPr>
+      <w:r>
+        <w:t xml:space="preserve">Например: вы поскользнулись на улице и упали на живот, ничего не болит. В Приложении 2 строка «Упала» ведёт в Раздел 0, пункт 0.13: после падения на живот — в роддом сразу, даже если вы чувствуете себя хорошо. Почему — Тема 8, раздел 8.16.</w:t>
       </w:r>
     </w:p>
     <w:bookmarkEnd w:id="24"/>
@@ -393,7 +719,7 @@
       <w:pPr>
         <w:numPr>
           <w:ilvl w:val="0"/>
-          <w:numId w:val="1002"/>
+          <w:numId w:val="1003"/>
         </w:numPr>
         <w:pStyle w:val="Compact"/>
       </w:pPr>
@@ -415,7 +741,7 @@
       <w:pPr>
         <w:numPr>
           <w:ilvl w:val="0"/>
-          <w:numId w:val="1002"/>
+          <w:numId w:val="1003"/>
         </w:numPr>
         <w:pStyle w:val="Compact"/>
       </w:pPr>
@@ -437,7 +763,7 @@
       <w:pPr>
         <w:numPr>
           <w:ilvl w:val="0"/>
-          <w:numId w:val="1002"/>
+          <w:numId w:val="1003"/>
         </w:numPr>
         <w:pStyle w:val="Compact"/>
       </w:pPr>
@@ -459,7 +785,7 @@
       <w:pPr>
         <w:numPr>
           <w:ilvl w:val="0"/>
-          <w:numId w:val="1002"/>
+          <w:numId w:val="1003"/>
         </w:numPr>
         <w:pStyle w:val="Compact"/>
       </w:pPr>
@@ -481,7 +807,7 @@
       <w:pPr>
         <w:numPr>
           <w:ilvl w:val="0"/>
-          <w:numId w:val="1002"/>
+          <w:numId w:val="1003"/>
         </w:numPr>
         <w:pStyle w:val="Compact"/>
       </w:pPr>
@@ -558,7 +884,7 @@
         <w:t xml:space="preserve"> </w:t>
       </w:r>
       <w:r>
-        <w:t xml:space="preserve">Беременных почти не включают в исследования лекарств, поэтому о многих препаратах, добавках и процедурах известно немного. «Данных о безопасности нет» не значит ни «безопасно», ни «опасно» — это повод обсудить вопрос с врачом. Отсюда и загадка с инструкцией: «противопоказано при беременности» написано у очень многих препаратов, в том числе у тех, что врачи постоянно назначают беременным. Врач, который выписал препарат, это ограничение видел и учёл, поэтому слово во вкладыше — повод задать ему вопрос, а не бросить лечение. Если исследования противоречат друг другу, книга так и говорит, а не выбирает удобный ответ.</w:t>
+        <w:t xml:space="preserve">Беременных почти не включают в исследования лекарств, поэтому о многих препаратах, добавках и процедурах известно немного. «Данных о безопасности нет» не значит ни «безопасно», ни «опасно» — это повод обсудить вопрос с врачом. Отсюда и загадка с инструкцией: «противопоказано при беременности» написано у очень многих препаратов, в том числе у тех, что врачи постоянно назначают беременным. Врач, который выписал препарат, это ограничение видел и учёл, поэтому слово во вкладыше — повод задать ему вопрос, а не самовольно прекратить приём препарата. Если исследования противоречат друг другу, книга так и говорит, а не выбирает удобный ответ.</w:t>
       </w:r>
     </w:p>
     <w:p>
@@ -594,225 +920,343 @@
         <w:pStyle w:val="FirstParagraph"/>
       </w:pPr>
       <w:r>
-        <w:t xml:space="preserve">Она не заменяет врача: объясняет, что происходит и как действовать, но не видит вас, ваших анализов и истории болезни.</w:t>
-      </w:r>
-    </w:p>
-    <w:p>
-      <w:pPr>
-        <w:pStyle w:val="BodyText"/>
-      </w:pPr>
-      <w:r>
-        <w:t xml:space="preserve">Она не ставит диагноз. Признаки описаны, чтобы вы поняли, насколько срочно обращаться, а не чтобы определили болезнь сами.</w:t>
-      </w:r>
-    </w:p>
-    <w:p>
-      <w:pPr>
-        <w:pStyle w:val="BodyText"/>
-      </w:pPr>
-      <w:r>
-        <w:t xml:space="preserve">Она не назначает лечение. О лекарствах книга рассказывает, что можно принять самой и в каких пределах, а что — только по назначению.</w:t>
-      </w:r>
-    </w:p>
-    <w:p>
-      <w:pPr>
-        <w:pStyle w:val="BodyText"/>
-      </w:pPr>
-      <w:r>
-        <w:t xml:space="preserve">Она не о лечении осложнений беременности — только о том, как их распознать и куда обратиться.</w:t>
-      </w:r>
-    </w:p>
-    <w:p>
-      <w:pPr>
-        <w:pStyle w:val="BodyText"/>
-      </w:pPr>
-      <w:r>
-        <w:t xml:space="preserve">И она не о родах и не об уходе за новорождённым. О времени после родов — лишь там, где оно продолжает беременность: например, о послеродовой депрессии и о лекарствах при кормлении грудью.</w:t>
+        <w:rPr>
+          <w:bCs/>
+          <w:b/>
+        </w:rPr>
+        <w:t xml:space="preserve">Она не заменяет врача.</w:t>
+      </w:r>
+      <w:r>
+        <w:t xml:space="preserve"> </w:t>
+      </w:r>
+      <w:r>
+        <w:t xml:space="preserve">Книга объясняет, что происходит и как действовать, но не видит вас, ваших анализов и истории болезни.</w:t>
+      </w:r>
+    </w:p>
+    <w:p>
+      <w:pPr>
+        <w:pStyle w:val="BodyText"/>
+      </w:pPr>
+      <w:r>
+        <w:rPr>
+          <w:bCs/>
+          <w:b/>
+        </w:rPr>
+        <w:t xml:space="preserve">Она не ставит диагноз.</w:t>
+      </w:r>
+      <w:r>
+        <w:t xml:space="preserve"> </w:t>
+      </w:r>
+      <w:r>
+        <w:t xml:space="preserve">Описание признаков нужно, чтобы вы поняли, насколько срочно обращаться, а не чтобы определили болезнь сами.</w:t>
+      </w:r>
+    </w:p>
+    <w:p>
+      <w:pPr>
+        <w:pStyle w:val="BodyText"/>
+      </w:pPr>
+      <w:r>
+        <w:rPr>
+          <w:bCs/>
+          <w:b/>
+        </w:rPr>
+        <w:t xml:space="preserve">Она не назначает лечение.</w:t>
+      </w:r>
+      <w:r>
+        <w:t xml:space="preserve"> </w:t>
+      </w:r>
+      <w:r>
+        <w:t xml:space="preserve">О лекарствах книга рассказывает, что можно принять самой и в каких пределах, а что — только по назначению. Лечение подбирает врач.</w:t>
+      </w:r>
+    </w:p>
+    <w:p>
+      <w:pPr>
+        <w:pStyle w:val="BodyText"/>
+      </w:pPr>
+      <w:r>
+        <w:rPr>
+          <w:bCs/>
+          <w:b/>
+        </w:rPr>
+        <w:t xml:space="preserve">Она не о лечении осложнений беременности.</w:t>
+      </w:r>
+      <w:r>
+        <w:t xml:space="preserve"> </w:t>
+      </w:r>
+      <w:r>
+        <w:t xml:space="preserve">Для них в книге — как их распознать, куда и как быстро обращаться.</w:t>
+      </w:r>
+    </w:p>
+    <w:p>
+      <w:pPr>
+        <w:pStyle w:val="BodyText"/>
+      </w:pPr>
+      <w:r>
+        <w:rPr>
+          <w:bCs/>
+          <w:b/>
+        </w:rPr>
+        <w:t xml:space="preserve">Она не о родах и уходе за новорождённым.</w:t>
+      </w:r>
+      <w:r>
+        <w:t xml:space="preserve"> </w:t>
+      </w:r>
+      <w:r>
+        <w:t xml:space="preserve">О периоде после родов — только там, где он продолжает беременность: например, послеродовая депрессия (Тема 10), кормление грудью (Темы 5 и 7).</w:t>
+      </w:r>
+    </w:p>
+    <w:p>
+      <w:pPr>
+        <w:pStyle w:val="BodyText"/>
+      </w:pPr>
+      <w:r>
+        <w:t xml:space="preserve">Зато с ней проще разговаривать с врачом: понимать, что он назначил и зачем, и разбираться в результатах обследований.</w:t>
       </w:r>
     </w:p>
     <w:bookmarkEnd w:id="27"/>
-    <w:bookmarkStart w:id="28" w:name="если-книгу-читает-близкий-человек"/>
+    <w:bookmarkEnd w:id="28"/>
+    <w:bookmarkStart w:id="30" w:name="если-книгу-читает-близкий-человек"/>
+    <w:p>
+      <w:pPr>
+        <w:pStyle w:val="Heading1"/>
+      </w:pPr>
+      <w:r>
+        <w:t xml:space="preserve">Если книгу читает близкий человек</w:t>
+      </w:r>
+    </w:p>
+    <w:p>
+      <w:pPr>
+        <w:pStyle w:val="FirstParagraph"/>
+      </w:pPr>
+      <w:r>
+        <w:t xml:space="preserve">Читать её целиком вам не обязательно. Ниже — что может понадобиться, в зависимости от того, чем вы помогаете.</w:t>
+      </w:r>
+    </w:p>
+    <w:p>
+      <w:pPr>
+        <w:pStyle w:val="BodyText"/>
+      </w:pPr>
+      <w:r>
+        <w:rPr>
+          <w:bCs/>
+          <w:b/>
+        </w:rPr>
+        <w:t xml:space="preserve">Если окажетесь рядом, когда ей плохо.</w:t>
+      </w:r>
+      <w:r>
+        <w:t xml:space="preserve"> </w:t>
+      </w:r>
+      <w:r>
+        <w:t xml:space="preserve">Раздел 0 «Быстрая помощь» — весь, хотя бы пролистать, чтобы знать его содержание, особенно:</w:t>
+      </w:r>
+    </w:p>
+    <w:p>
+      <w:pPr>
+        <w:numPr>
+          <w:ilvl w:val="0"/>
+          <w:numId w:val="1004"/>
+        </w:numPr>
+        <w:pStyle w:val="Compact"/>
+      </w:pPr>
+      <w:r>
+        <w:t xml:space="preserve">0.1 — когда вызывать скорую, а когда везти в роддом;</w:t>
+      </w:r>
+    </w:p>
+    <w:p>
+      <w:pPr>
+        <w:numPr>
+          <w:ilvl w:val="0"/>
+          <w:numId w:val="1004"/>
+        </w:numPr>
+        <w:pStyle w:val="Compact"/>
+      </w:pPr>
+      <w:r>
+        <w:t xml:space="preserve">0.10 — обморок и судороги: здесь помощь оказывает тот, кто рядом;</w:t>
+      </w:r>
+    </w:p>
+    <w:p>
+      <w:pPr>
+        <w:numPr>
+          <w:ilvl w:val="0"/>
+          <w:numId w:val="1004"/>
+        </w:numPr>
+        <w:pStyle w:val="Compact"/>
+      </w:pPr>
+      <w:r>
+        <w:t xml:space="preserve">0.17 — острый психический кризис: почему нельзя оставлять одну;</w:t>
+      </w:r>
+    </w:p>
+    <w:p>
+      <w:pPr>
+        <w:numPr>
+          <w:ilvl w:val="0"/>
+          <w:numId w:val="1004"/>
+        </w:numPr>
+        <w:pStyle w:val="Compact"/>
+      </w:pPr>
+      <w:r>
+        <w:t xml:space="preserve">0.20 — что сказать диспетчеру и в приёмном отделении;</w:t>
+      </w:r>
+    </w:p>
+    <w:p>
+      <w:pPr>
+        <w:numPr>
+          <w:ilvl w:val="0"/>
+          <w:numId w:val="1004"/>
+        </w:numPr>
+        <w:pStyle w:val="Compact"/>
+      </w:pPr>
+      <w:r>
+        <w:t xml:space="preserve">0.21 — что делать и чего не делать, пока ждёте помощи.</w:t>
+      </w:r>
+    </w:p>
+    <w:p>
+      <w:pPr>
+        <w:pStyle w:val="FirstParagraph"/>
+      </w:pPr>
+      <w:r>
+        <w:rPr>
+          <w:bCs/>
+          <w:b/>
+        </w:rPr>
+        <w:t xml:space="preserve">Если вы её партнёр</w:t>
+      </w:r>
+      <w:r>
+        <w:t xml:space="preserve"> </w:t>
+      </w:r>
+      <w:r>
+        <w:t xml:space="preserve">— глава об интимной жизни (Тема 4): можно ли близость при беременности, почему меняется желание, зачем презерватив, что значит «половой покой» и какие симптомы после близости требуют действий. И раздел о том, почему на половые инфекции обследуют обоих (Тема 9, 9.5).</w:t>
+      </w:r>
+    </w:p>
+    <w:p>
+      <w:pPr>
+        <w:pStyle w:val="BodyText"/>
+      </w:pPr>
+      <w:r>
+        <w:rPr>
+          <w:bCs/>
+          <w:b/>
+        </w:rPr>
+        <w:t xml:space="preserve">Если в доме кто-то курит</w:t>
+      </w:r>
+      <w:r>
+        <w:t xml:space="preserve"> </w:t>
+      </w:r>
+      <w:r>
+        <w:t xml:space="preserve">— что пассивное курение, вейп и кальян делают с беременной и ребёнком и куда обратиться, если бросить не получается (Тема 8, 8.2–8.4 и 8.6).</w:t>
+      </w:r>
+    </w:p>
+    <w:p>
+      <w:pPr>
+        <w:pStyle w:val="BodyText"/>
+      </w:pPr>
+      <w:r>
+        <w:rPr>
+          <w:bCs/>
+          <w:b/>
+        </w:rPr>
+        <w:t xml:space="preserve">Если вы готовите, убираете, делаете ремонт или водите машину</w:t>
+      </w:r>
+      <w:r>
+        <w:t xml:space="preserve"> </w:t>
+      </w:r>
+      <w:r>
+        <w:t xml:space="preserve">— какие продукты опасны и как их готовить (Тема 1, 1.5), почему беременную освобождают от кошачьего лотка (Тема 9, 9.4), бытовая химия и ремонт, угарный газ, как пристегнуть беременную в машине и что делать после падения (Тема 8, 8.7, 8.8, 8.13, 8.16).</w:t>
+      </w:r>
+    </w:p>
+    <w:p>
+      <w:pPr>
+        <w:pStyle w:val="BodyText"/>
+      </w:pPr>
+      <w:r>
+        <w:rPr>
+          <w:bCs/>
+          <w:b/>
+        </w:rPr>
+        <w:t xml:space="preserve">Если в семье маленькие дети или кто-то заболел</w:t>
+      </w:r>
+      <w:r>
+        <w:t xml:space="preserve"> </w:t>
+      </w:r>
+      <w:r>
+        <w:t xml:space="preserve">— что считать контактом, о чём сообщить врачу, что делать при сыпи у ребёнка (Тема 9, 9.2, 9.9, 9.10).</w:t>
+      </w:r>
+    </w:p>
+    <w:p>
+      <w:pPr>
+        <w:pStyle w:val="BodyText"/>
+      </w:pPr>
+      <w:r>
+        <w:rPr>
+          <w:bCs/>
+          <w:b/>
+        </w:rPr>
+        <w:t xml:space="preserve">Если вы советуете лекарства и травы</w:t>
+      </w:r>
+      <w:r>
+        <w:t xml:space="preserve"> </w:t>
+      </w:r>
+      <w:r>
+        <w:t xml:space="preserve">— почему «без рецепта» и «натуральное» при беременности не значит безопасно (Тема 7, 7.6 и 7.12).</w:t>
+      </w:r>
+    </w:p>
+    <w:p>
+      <w:pPr>
+        <w:pStyle w:val="BodyText"/>
+      </w:pPr>
+      <w:r>
+        <w:rPr>
+          <w:bCs/>
+          <w:b/>
+        </w:rPr>
+        <w:t xml:space="preserve">Если замечаете перемены в её настроении</w:t>
+      </w:r>
+      <w:r>
+        <w:t xml:space="preserve"> </w:t>
+      </w:r>
+      <w:r>
+        <w:t xml:space="preserve">— чем обычные переживания отличаются от признаков, при которых нужна помощь, что действительно помогает и что делать при остром кризисе (Тема 10, 10.3, 10.5, 10.10, 10.14).</w:t>
+      </w:r>
+    </w:p>
+    <w:p>
+      <w:pPr>
+        <w:pStyle w:val="BodyText"/>
+      </w:pPr>
+      <w:r>
+        <w:rPr>
+          <w:bCs/>
+          <w:b/>
+        </w:rPr>
+        <w:t xml:space="preserve">Если помогаете следить за её состоянием дома</w:t>
+      </w:r>
+      <w:r>
+        <w:t xml:space="preserve"> </w:t>
+      </w:r>
+      <w:r>
+        <w:t xml:space="preserve">— как измерять давление, когда наблюдение дома заканчивается и как описать симптом врачу или диспетчеру (Тема 11, 11.3, 11.7, 11.8).</w:t>
+      </w:r>
+    </w:p>
+    <w:p>
+      <w:pPr>
+        <w:pStyle w:val="BodyText"/>
+      </w:pPr>
+      <w:r>
+        <w:rPr>
+          <w:bCs/>
+          <w:b/>
+        </w:rPr>
+        <w:t xml:space="preserve">Если вам кажется, что ей небезопасно дома</w:t>
+      </w:r>
+      <w:r>
+        <w:t xml:space="preserve">, — неважно, с кем это связано, — признаки, куда обратиться и почему нельзя оказывать на человека «давление» (Тема 10, 10.13).</w:t>
+      </w:r>
+    </w:p>
+    <w:bookmarkStart w:id="29" w:name="клинические-и-научные-источники"/>
     <w:p>
       <w:pPr>
         <w:pStyle w:val="Heading2"/>
       </w:pPr>
       <w:r>
-        <w:t xml:space="preserve">Если книгу читает близкий человек</w:t>
-      </w:r>
-    </w:p>
-    <w:p>
-      <w:pPr>
-        <w:pStyle w:val="FirstParagraph"/>
-      </w:pPr>
-      <w:r>
-        <w:t xml:space="preserve">Читать её целиком вам не обязательно. Ниже — что может понадобиться, в зависимости от того, чем вы помогаете.</w:t>
-      </w:r>
-    </w:p>
-    <w:p>
-      <w:pPr>
-        <w:pStyle w:val="BodyText"/>
-      </w:pPr>
-      <w:r>
-        <w:rPr>
-          <w:bCs/>
-          <w:b/>
-        </w:rPr>
-        <w:t xml:space="preserve">Если окажетесь рядом, когда ей плохо,</w:t>
-      </w:r>
-      <w:r>
-        <w:t xml:space="preserve"> </w:t>
-      </w:r>
-      <w:r>
-        <w:t xml:space="preserve">пролистайте Раздел 0 заранее, чтобы знать, где он. Особенно пункты о том, когда вызывать скорую, а когда везти в роддом (0.1); что делать при обмороке и судорогах — здесь помогает тот, кто рядом (0.10); почему при остром психическом кризисе нельзя оставлять одну (0.17); что сказать диспетчеру (0.20) и что делать, пока ждёте помощи (0.21).</w:t>
-      </w:r>
-    </w:p>
-    <w:p>
-      <w:pPr>
-        <w:pStyle w:val="BodyText"/>
-      </w:pPr>
-      <w:r>
-        <w:rPr>
-          <w:bCs/>
-          <w:b/>
-        </w:rPr>
-        <w:t xml:space="preserve">Если вы её партнёр</w:t>
-      </w:r>
-      <w:r>
-        <w:t xml:space="preserve"> </w:t>
-      </w:r>
-      <w:r>
-        <w:t xml:space="preserve">— глава об интимной жизни (Тема 4): можно ли близость при беременности, почему меняется желание, зачем презерватив, что значит «половой покой» и какие симптомы после близости требуют действий. И раздел о том, почему на половые инфекции обследуют обоих (Тема 9, 9.5).</w:t>
-      </w:r>
-    </w:p>
-    <w:p>
-      <w:pPr>
-        <w:pStyle w:val="BodyText"/>
-      </w:pPr>
-      <w:r>
-        <w:rPr>
-          <w:bCs/>
-          <w:b/>
-        </w:rPr>
-        <w:t xml:space="preserve">Если в доме кто-то курит</w:t>
-      </w:r>
-      <w:r>
-        <w:t xml:space="preserve"> </w:t>
-      </w:r>
-      <w:r>
-        <w:t xml:space="preserve">— что пассивное курение, вейп и кальян делают с беременной и ребёнком и куда обратиться, если бросить не получается (Тема 8, 8.2–8.4 и 8.6).</w:t>
-      </w:r>
-    </w:p>
-    <w:p>
-      <w:pPr>
-        <w:pStyle w:val="BodyText"/>
-      </w:pPr>
-      <w:r>
-        <w:rPr>
-          <w:bCs/>
-          <w:b/>
-        </w:rPr>
-        <w:t xml:space="preserve">Если вы готовите, убираете, делаете ремонт или водите машину</w:t>
-      </w:r>
-      <w:r>
-        <w:t xml:space="preserve"> </w:t>
-      </w:r>
-      <w:r>
-        <w:t xml:space="preserve">— какие продукты опасны и как их готовить (Тема 1, 1.5), почему беременную освобождают от кошачьего лотка (Тема 9, 9.4), бытовая химия и ремонт, угарный газ, как пристегнуть беременную в машине и что делать после падения (Тема 8, 8.7, 8.8, 8.13, 8.16).</w:t>
-      </w:r>
-    </w:p>
-    <w:p>
-      <w:pPr>
-        <w:pStyle w:val="BodyText"/>
-      </w:pPr>
-      <w:r>
-        <w:rPr>
-          <w:bCs/>
-          <w:b/>
-        </w:rPr>
-        <w:t xml:space="preserve">Если в семье маленькие дети или кто-то заболел</w:t>
-      </w:r>
-      <w:r>
-        <w:t xml:space="preserve"> </w:t>
-      </w:r>
-      <w:r>
-        <w:t xml:space="preserve">— что считать контактом, о чём сообщить врачу, что делать при сыпи у ребёнка (Тема 9, 9.2, 9.9, 9.10).</w:t>
-      </w:r>
-    </w:p>
-    <w:p>
-      <w:pPr>
-        <w:pStyle w:val="BodyText"/>
-      </w:pPr>
-      <w:r>
-        <w:rPr>
-          <w:bCs/>
-          <w:b/>
-        </w:rPr>
-        <w:t xml:space="preserve">Если вы советуете лекарства и травы</w:t>
-      </w:r>
-      <w:r>
-        <w:t xml:space="preserve"> </w:t>
-      </w:r>
-      <w:r>
-        <w:t xml:space="preserve">— почему «без рецепта» и «натуральное» при беременности не значит безопасно (Тема 7, 7.6 и 7.12).</w:t>
-      </w:r>
-    </w:p>
-    <w:p>
-      <w:pPr>
-        <w:pStyle w:val="BodyText"/>
-      </w:pPr>
-      <w:r>
-        <w:rPr>
-          <w:bCs/>
-          <w:b/>
-        </w:rPr>
-        <w:t xml:space="preserve">Если замечаете перемены в её настроении</w:t>
-      </w:r>
-      <w:r>
-        <w:t xml:space="preserve"> </w:t>
-      </w:r>
-      <w:r>
-        <w:t xml:space="preserve">— чем обычные переживания отличаются от признаков, при которых нужна помощь, что действительно помогает и что делать при остром кризисе (Тема 10, 10.3, 10.5, 10.10, 10.14).</w:t>
-      </w:r>
-    </w:p>
-    <w:p>
-      <w:pPr>
-        <w:pStyle w:val="BodyText"/>
-      </w:pPr>
-      <w:r>
-        <w:rPr>
-          <w:bCs/>
-          <w:b/>
-        </w:rPr>
-        <w:t xml:space="preserve">Если помогаете следить за её состоянием дома</w:t>
-      </w:r>
-      <w:r>
-        <w:t xml:space="preserve"> </w:t>
-      </w:r>
-      <w:r>
-        <w:t xml:space="preserve">— как измерять давление, когда наблюдение дома заканчивается и как описать симптом врачу или диспетчеру (Тема 11, 11.3, 11.7, 11.8).</w:t>
-      </w:r>
-    </w:p>
-    <w:p>
-      <w:pPr>
-        <w:pStyle w:val="BodyText"/>
-      </w:pPr>
-      <w:r>
-        <w:rPr>
-          <w:bCs/>
-          <w:b/>
-        </w:rPr>
-        <w:t xml:space="preserve">Если вам кажется, что ей небезопасно дома</w:t>
-      </w:r>
-      <w:r>
-        <w:t xml:space="preserve">, — неважно, с кем это связано, — признаки, куда обратиться и почему нельзя давить (Тема 10, 10.13).</w:t>
-      </w:r>
-    </w:p>
-    <w:bookmarkEnd w:id="28"/>
-    <w:bookmarkStart w:id="29" w:name="клинические-и-научные-источники"/>
-    <w:p>
-      <w:pPr>
-        <w:pStyle w:val="Heading2"/>
-      </w:pPr>
-      <w:r>
         <w:t xml:space="preserve">Клинические и научные источники</w:t>
       </w:r>
     </w:p>
@@ -820,9 +1264,8 @@
       <w:pPr>
         <w:numPr>
           <w:ilvl w:val="0"/>
-          <w:numId w:val="1003"/>
-        </w:numPr>
-        <w:pStyle w:val="Compact"/>
+          <w:numId w:val="1005"/>
+        </w:numPr>
       </w:pPr>
       <w:r>
         <w:t xml:space="preserve">Минздрав России. Приказ от 20.06.2013 № 388н «Об утверждении Порядка оказания скорой, в том числе скорой специализированной, медицинской помощи» (ред. 05.05.2016), п. 9 — вызов скорой по номерам 103 и 112 («Что можно решать самой, а что требует врача»).</w:t>
@@ -832,9 +1275,8 @@
       <w:pPr>
         <w:numPr>
           <w:ilvl w:val="0"/>
-          <w:numId w:val="1003"/>
-        </w:numPr>
-        <w:pStyle w:val="Compact"/>
+          <w:numId w:val="1005"/>
+        </w:numPr>
       </w:pPr>
       <w:r>
         <w:t xml:space="preserve">Минздрав России. Приказ от 19.12.2025 № 747н «О Порядке оказания медицинской помощи по профилю „акушерство и гинекология“» (действует с 10.01.2026), п. 5 — экстренная, неотложная и плановая формы помощи; основа пяти уровней срочности («Что можно решать самой, а что требует врача»).</w:t>
@@ -1126,36 +1568,15 @@
     <w:abstractNumId w:val="991"/>
   </w:num>
   <w:num w:numId="1002">
-    <w:abstractNumId w:val="99411"/>
-    <w:lvlOverride w:ilvl="0">
-      <w:startOverride w:val="1"/>
-    </w:lvlOverride>
-    <w:lvlOverride w:ilvl="1">
-      <w:startOverride w:val="1"/>
-    </w:lvlOverride>
-    <w:lvlOverride w:ilvl="2">
-      <w:startOverride w:val="1"/>
-    </w:lvlOverride>
-    <w:lvlOverride w:ilvl="3">
-      <w:startOverride w:val="1"/>
-    </w:lvlOverride>
-    <w:lvlOverride w:ilvl="4">
-      <w:startOverride w:val="1"/>
-    </w:lvlOverride>
-    <w:lvlOverride w:ilvl="5">
-      <w:startOverride w:val="1"/>
-    </w:lvlOverride>
-    <w:lvlOverride w:ilvl="6">
-      <w:startOverride w:val="1"/>
-    </w:lvlOverride>
-    <w:lvlOverride w:ilvl="7">
-      <w:startOverride w:val="1"/>
-    </w:lvlOverride>
-    <w:lvlOverride w:ilvl="8">
-      <w:startOverride w:val="1"/>
-    </w:lvlOverride>
+    <w:abstractNumId w:val="991"/>
   </w:num>
   <w:num w:numId="1003">
+    <w:abstractNumId w:val="991"/>
+  </w:num>
+  <w:num w:numId="1004">
+    <w:abstractNumId w:val="991"/>
+  </w:num>
+  <w:num w:numId="1005">
     <w:abstractNumId w:val="99411"/>
     <w:lvlOverride w:ilvl="0">
       <w:startOverride w:val="1"/>

--- a/themes/introduction/introduction draft.docx
+++ b/themes/introduction/introduction draft.docx
@@ -481,18 +481,7 @@
         <w:pStyle w:val="BodyText"/>
       </w:pPr>
       <w:r>
-        <w:t xml:space="preserve">При изменениях самочувствия важно понять, как быстро нужна помощь. В Теме 11 срочность разделена на пять уровней:</w:t>
-      </w:r>
-    </w:p>
-    <w:p>
-      <w:pPr>
-        <w:numPr>
-          <w:ilvl w:val="0"/>
-          <w:numId w:val="1001"/>
-        </w:numPr>
-      </w:pPr>
-      <w:r>
-        <w:t xml:space="preserve">Продолжить наблюдение — изменение ожидаемое и не мешает жить.</w:t>
+        <w:t xml:space="preserve">При изменениях самочувствия важно понять, как быстро нужна помощь. Если изменение ожидаемое и не мешает жить, к врачу обращаться не нужно: наблюдайте и запишите, если повторяется. В Теме 11 срочность разделена на четыре уровня:</w:t>
       </w:r>
     </w:p>
     <w:p>

--- a/themes/introduction/introduction draft.docx
+++ b/themes/introduction/introduction draft.docx
@@ -365,7 +365,7 @@
         <w:t xml:space="preserve"> </w:t>
       </w:r>
       <w:r>
-        <w:t xml:space="preserve">Навигаторы по симптомам и жизненным ситуациям, памятки для обращения за помощью, подготовки к приёму и учёта лекарств. Здесь же — подсказки, как понимать медицинскую информацию и проверять её в интернете.</w:t>
+        <w:t xml:space="preserve">Навигатор по признакам и ситуациям, памятки для обращения за помощью, подготовки к приёму и учёта лекарств. Здесь же — подсказки, как понимать медицинскую информацию и проверять её в интернете.</w:t>
       </w:r>
     </w:p>
     <w:p>
@@ -413,31 +413,13 @@
           <w:bCs/>
           <w:b/>
         </w:rPr>
-        <w:t xml:space="preserve">Если появился непривычный симптом,</w:t>
+        <w:t xml:space="preserve">Если появился непривычный симптом или что-то произошло,</w:t>
       </w:r>
       <w:r>
         <w:t xml:space="preserve"> </w:t>
       </w:r>
       <w:r>
-        <w:t xml:space="preserve">начните с Приложения 1 «Навигатор по симптомам». Оно подскажет, где прочитать о нём и нужно ли сначала обратиться к Разделу 0.</w:t>
-      </w:r>
-    </w:p>
-    <w:p>
-      <w:pPr>
-        <w:pStyle w:val="BodyText"/>
-      </w:pPr>
-      <w:r>
-        <w:rPr>
-          <w:bCs/>
-          <w:b/>
-        </w:rPr>
-        <w:t xml:space="preserve">Если что-то произошло или предстоит,</w:t>
-      </w:r>
-      <w:r>
-        <w:t xml:space="preserve"> </w:t>
-      </w:r>
-      <w:r>
-        <w:t xml:space="preserve">откройте Приложение 2 «Навигатор по жизненным ситуациям». Например, вы уже приняли лекарство, дома кто-то заболел, запланирован перелёт или лечение у стоматолога.</w:t>
+        <w:t xml:space="preserve">откройте Приложение 1 «Навигатор: что вы заметили и что случилось». Оно подскажет, где об этом прочитать и нужно ли сначала открыть Раздел 0. Ситуации там тоже есть: например, вы уже приняли лекарство, дома кто-то заболел, запланирован перелёт или лечение у стоматолога.</w:t>
       </w:r>
     </w:p>
     <w:p>
@@ -533,7 +515,7 @@
         <w:pStyle w:val="FirstParagraph"/>
       </w:pPr>
       <w:r>
-        <w:t xml:space="preserve">Если сомневаетесь между двумя уровнями, выбирайте более высокий. Эти уровни помогают понять, как быстро обращаться, и не служат способом самостоятельно поставить диагноз. Подробно они разобраны в Теме 11 и Приложении 3.</w:t>
+        <w:t xml:space="preserve">Если сомневаетесь между двумя уровнями, выбирайте более высокий. Эти уровни помогают понять, как быстро обращаться, и не служат способом самостоятельно поставить диагноз. Подробно они разобраны в Теме 11 и Приложении 2.</w:t>
       </w:r>
     </w:p>
     <w:p>

--- a/themes/introduction/introduction draft.docx
+++ b/themes/introduction/introduction draft.docx
@@ -365,7 +365,7 @@
         <w:t xml:space="preserve"> </w:t>
       </w:r>
       <w:r>
-        <w:t xml:space="preserve">Навигатор по признакам и ситуациям, памятки для обращения за помощью, подготовки к приёму и учёта лекарств. Здесь же — подсказки, как понимать медицинскую информацию и проверять её в интернете.</w:t>
+        <w:t xml:space="preserve">Навигатор по признакам и ситуациям, таблица для учёта лекарств и чек-лист вопроса о лекарстве. Здесь же — подсказки, как понимать медицинскую информацию и проверять её в интернете, в том числе с помощью ИИ.</w:t>
       </w:r>
     </w:p>
     <w:p>
@@ -515,7 +515,7 @@
         <w:pStyle w:val="FirstParagraph"/>
       </w:pPr>
       <w:r>
-        <w:t xml:space="preserve">Если сомневаетесь между двумя уровнями, выбирайте более высокий. Эти уровни помогают понять, как быстро обращаться, и не служат способом самостоятельно поставить диагноз. Подробно они разобраны в Теме 11 и Приложении 2.</w:t>
+        <w:t xml:space="preserve">Если сомневаетесь между двумя уровнями, выбирайте более высокий. Эти уровни помогают понять, как быстро обращаться, и не служат способом самостоятельно поставить диагноз. Подробно они разобраны в Теме 11.</w:t>
       </w:r>
     </w:p>
     <w:p>

--- a/themes/introduction/introduction draft.docx
+++ b/themes/introduction/introduction draft.docx
@@ -365,7 +365,7 @@
         <w:t xml:space="preserve"> </w:t>
       </w:r>
       <w:r>
-        <w:t xml:space="preserve">Навигатор по признакам и ситуациям, таблица для учёта лекарств и чек-лист вопроса о лекарстве. Здесь же — подсказки, как понимать медицинскую информацию и проверять её в интернете, в том числе с помощью ИИ.</w:t>
+        <w:t xml:space="preserve">Навигатор по признакам и ситуациям, таблица для учёта лекарств, объяснение медицинских слов и цифр. Здесь же — как проверить информацию из интернета и лекарство, в том числе с помощью готовых запросов к искусственному интеллекту.</w:t>
       </w:r>
     </w:p>
     <w:p>

--- a/themes/introduction/introduction draft.docx
+++ b/themes/introduction/introduction draft.docx
@@ -113,7 +113,7 @@
         <w:t xml:space="preserve"> </w:t>
       </w:r>
       <w:r>
-        <w:t xml:space="preserve">Здесь собраны ситуации, в которых нельзя откладывать обращение за помощью: куда обращаться, что сообщить и что делать, пока помощь не пришла. Раздел стоит первым, чтобы его можно было быстро найти.</w:t>
+        <w:t xml:space="preserve">Здесь собраны признаки и ситуации, сгруппированные по тому, что вас беспокоит: когда вызывать скорую, когда ехать в роддом, когда позвонить врачу, что сообщить и что делать, пока помощь не пришла. Раздел стоит первым, чтобы его можно было быстро найти.</w:t>
       </w:r>
     </w:p>
     <w:p>
@@ -365,7 +365,7 @@
         <w:t xml:space="preserve"> </w:t>
       </w:r>
       <w:r>
-        <w:t xml:space="preserve">Навигатор по признакам и ситуациям, таблица для учёта лекарств, объяснение медицинских слов и цифр. Здесь же — как проверить информацию из интернета и лекарство, в том числе с помощью готовых запросов к искусственному интеллекту.</w:t>
+        <w:t xml:space="preserve">Объяснение медицинских слов и цифр, бланк для учёта лекарств. Здесь же — как проверить информацию из интернета и лекарство, в том числе с помощью готовых запросов к искусственному интеллекту.</w:t>
       </w:r>
     </w:p>
     <w:p>
@@ -389,24 +389,6 @@
     <w:p>
       <w:pPr>
         <w:pStyle w:val="FirstParagraph"/>
-      </w:pPr>
-      <w:r>
-        <w:rPr>
-          <w:bCs/>
-          <w:b/>
-        </w:rPr>
-        <w:t xml:space="preserve">Если помощь нужна прямо сейчас,</w:t>
-      </w:r>
-      <w:r>
-        <w:t xml:space="preserve"> </w:t>
-      </w:r>
-      <w:r>
-        <w:t xml:space="preserve">откройте Раздел 0 «Быстрая помощь». В начале раздела есть указатель ситуаций. Если ситуация требует вызова скорой, сразу звоните по номеру 103 или 112 в России; поиск ответа в книге не должен задерживать обращение за помощью.</w:t>
-      </w:r>
-    </w:p>
-    <w:p>
-      <w:pPr>
-        <w:pStyle w:val="BodyText"/>
       </w:pPr>
       <w:r>
         <w:rPr>
@@ -419,7 +401,7 @@
         <w:t xml:space="preserve"> </w:t>
       </w:r>
       <w:r>
-        <w:t xml:space="preserve">откройте Приложение 1 «Навигатор: что вы заметили и что случилось». Оно подскажет, где об этом прочитать и нужно ли сначала открыть Раздел 0. Ситуации там тоже есть: например, вы уже приняли лекарство, дома кто-то заболел, запланирован перелёт или лечение у стоматолога.</w:t>
+        <w:t xml:space="preserve">откройте Раздел 0 «Быстрая помощь» и выберите группу: например, «Кровь и выделения» или «Лекарство или алкоголь». Там сказано, нужна ли срочная помощь, когда позвонить врачу и где об этом прочитать. Если вам резко стало хуже, сразу звоните 103 или 112: поиск ответа в книге не должен задерживать обращение за помощью.</w:t>
       </w:r>
     </w:p>
     <w:p>

--- a/themes/introduction/introduction draft.docx
+++ b/themes/introduction/introduction draft.docx
@@ -20,7 +20,7 @@
           <w:iCs/>
           <w:i/>
         </w:rPr>
-        <w:t xml:space="preserve">Редакция пользователя 18.10.2026 с семью правками (приняты пользователем «пока»). Названия тем, разделов и приложений сверить, когда все темы и приложения будут утверждены.</w:t>
+        <w:t xml:space="preserve">Редакция пользователя 18.10.2026 с семью правками (приняты пользователем «пока»); 20.10.2026 — правки после объединения Раздела 0 с навигатором и снятия Ориентационного раздела. Названия тем, разделов и приложений сверить, когда все темы и приложения будут утверждены.</w:t>
       </w:r>
     </w:p>
     <w:p>
@@ -95,7 +95,7 @@
         <w:pStyle w:val="FirstParagraph"/>
       </w:pPr>
       <w:r>
-        <w:t xml:space="preserve">Книга состоит из четырёх частей. Их можно читать последовательно или открывать по мере необходимости.</w:t>
+        <w:t xml:space="preserve">Книга состоит из трёх частей. Их можно читать последовательно или открывать по мере необходимости.</w:t>
       </w:r>
     </w:p>
     <w:p>
@@ -125,24 +125,6 @@
           <w:bCs/>
           <w:b/>
         </w:rPr>
-        <w:t xml:space="preserve">Ориентационный раздел.</w:t>
-      </w:r>
-      <w:r>
-        <w:t xml:space="preserve"> </w:t>
-      </w:r>
-      <w:r>
-        <w:t xml:space="preserve">Объясняет, как устроено медицинское наблюдение беременности: зачем нужны приёмы и обследования, чем скрининг отличается от диагноза, что означает «по показаниям» и какие вопросы подготовить врачу.</w:t>
-      </w:r>
-    </w:p>
-    <w:p>
-      <w:pPr>
-        <w:pStyle w:val="BodyText"/>
-      </w:pPr>
-      <w:r>
-        <w:rPr>
-          <w:bCs/>
-          <w:b/>
-        </w:rPr>
         <w:t xml:space="preserve">Одиннадцать тем.</w:t>
       </w:r>
       <w:r>
@@ -359,13 +341,31 @@
           <w:bCs/>
           <w:b/>
         </w:rPr>
-        <w:t xml:space="preserve">Приложения.</w:t>
+        <w:t xml:space="preserve">Приложение 1. Как понимать медицинскую информацию.</w:t>
       </w:r>
       <w:r>
         <w:t xml:space="preserve"> </w:t>
       </w:r>
       <w:r>
-        <w:t xml:space="preserve">Объяснение медицинских слов и цифр, бланк для учёта лекарств. Здесь же — как проверить информацию из интернета и лекарство, в том числе с помощью готовых запросов к искусственному интеллекту.</w:t>
+        <w:t xml:space="preserve">Как устроено наблюдение в женской консультации: учёт, визиты, обследования по срокам. Что значат слова и цифры в обменной карте, бланке анализа и инструкции к лекарству. Бланк для списка ваших лекарств и как проверить лекарство. Словарь терминов от А до Я.</w:t>
+      </w:r>
+    </w:p>
+    <w:p>
+      <w:pPr>
+        <w:pStyle w:val="BodyText"/>
+      </w:pPr>
+      <w:r>
+        <w:rPr>
+          <w:bCs/>
+          <w:b/>
+        </w:rPr>
+        <w:t xml:space="preserve">Приложение 2. Как проверять медицинскую информацию в интернете.</w:t>
+      </w:r>
+      <w:r>
+        <w:t xml:space="preserve"> </w:t>
+      </w:r>
+      <w:r>
+        <w:t xml:space="preserve">Где искать, можно ли верить тексту и как спрашивать искусственный интеллект, с готовыми запросами.</w:t>
       </w:r>
     </w:p>
     <w:p>
@@ -422,6 +422,24 @@
         <w:t xml:space="preserve">найдите соответствующую тему по оглавлению: питание, сон, физическая активность, близость, уход за телом или поездки.</w:t>
       </w:r>
     </w:p>
+    <w:p>
+      <w:pPr>
+        <w:pStyle w:val="BodyText"/>
+      </w:pPr>
+      <w:r>
+        <w:rPr>
+          <w:bCs/>
+          <w:b/>
+        </w:rPr>
+        <w:t xml:space="preserve">Если непонятно слово или цифра</w:t>
+      </w:r>
+      <w:r>
+        <w:t xml:space="preserve"> </w:t>
+      </w:r>
+      <w:r>
+        <w:t xml:space="preserve">в обменной карте, бланке анализа, протоколе УЗИ или инструкции к лекарству, откройте Приложение 1.</w:t>
+      </w:r>
+    </w:p>
     <w:bookmarkEnd w:id="22"/>
     <w:bookmarkStart w:id="23" w:name="X73edc711649f0b1f795153bef464eb3f16bc969"/>
     <w:p>
@@ -497,7 +515,7 @@
         <w:pStyle w:val="FirstParagraph"/>
       </w:pPr>
       <w:r>
-        <w:t xml:space="preserve">Если сомневаетесь между двумя уровнями, выбирайте более высокий. Эти уровни помогают понять, как быстро обращаться, и не служат способом самостоятельно поставить диагноз. Подробно они разобраны в Теме 11.</w:t>
+        <w:t xml:space="preserve">Если сомневаетесь между двумя уровнями, выбирайте более высокий. Эти уровни помогают понять, как быстро обращаться, и не служат способом самостоятельно поставить диагноз. Подробно они разобраны в Теме 11. Для каждого признака уровень указан в Разделе 0.</w:t>
       </w:r>
     </w:p>
     <w:p>
@@ -531,7 +549,7 @@
         <w:pStyle w:val="FirstParagraph"/>
       </w:pPr>
       <w:r>
-        <w:t xml:space="preserve">В основе книги — российские клинические рекомендации и документы, по которым организовано наблюдение беременности. Там, где вопрос подробнее рассмотрен Всемирной организацией здравоохранения или зарубежными профессиональными обществами, указано, чьи рекомендации приведены. Источники перечислены в конце тем, с пояснением, к каким вопросам они относятся.</w:t>
+        <w:t xml:space="preserve">В основе книги — российские клинические рекомендации и документы, по которым организовано наблюдение беременности. Там, где вопрос подробнее рассмотрен Всемирной организацией здравоохранения или зарубежными профессиональными обществами, указано, чьи рекомендации приведены. Источники перечислены в конце тем и разделов, с пояснением, к каким вопросам они относятся.</w:t>
       </w:r>
     </w:p>
     <w:p>
@@ -668,7 +686,7 @@
         </w:numPr>
       </w:pPr>
       <w:r>
-        <w:t xml:space="preserve">Если помогаете наблюдать за самочувствием дома или готовиться к приёму, пригодятся Тема 11 и памятки в приложениях.</w:t>
+        <w:t xml:space="preserve">Если помогаете наблюдать за самочувствием дома или готовиться к приёму, пригодятся Тема 11 и Приложение 1: там бланк для списка лекарств и о том, как устроены визиты и обследования.</w:t>
       </w:r>
     </w:p>
     <w:p>
